--- a/Παραδοτέο 4/testcases/TestCase_UC2_Rantevou.docx
+++ b/Παραδοτέο 4/testcases/TestCase_UC2_Rantevou.docx
@@ -19,6 +19,21 @@
         </w:rPr>
         <w:t>Test Case 2</w:t>
       </w:r>
+      <w:r>
+        <w:rPr>
+          <w:b/>
+          <w:bCs/>
+        </w:rPr>
+        <w:t>-</w:t>
+      </w:r>
+      <w:r>
+        <w:rPr>
+          <w:b/>
+          <w:bCs/>
+          <w:lang w:val="en-US"/>
+        </w:rPr>
+        <w:t>update</w:t>
+      </w:r>
     </w:p>
     <w:tbl>
       <w:tblPr>
@@ -38,22 +53,16 @@
         <w:tblLook w:val="04A0" w:firstRow="1" w:lastRow="0" w:firstColumn="1" w:lastColumn="0" w:noHBand="0" w:noVBand="1"/>
       </w:tblPr>
       <w:tblGrid>
-        <w:gridCol w:w="1580"/>
-        <w:gridCol w:w="1395"/>
+        <w:gridCol w:w="1666"/>
+        <w:gridCol w:w="1469"/>
         <w:gridCol w:w="1273"/>
-        <w:gridCol w:w="855"/>
-        <w:gridCol w:w="1918"/>
-        <w:gridCol w:w="2237"/>
-        <w:gridCol w:w="2361"/>
-        <w:gridCol w:w="2051"/>
+        <w:gridCol w:w="895"/>
+        <w:gridCol w:w="1670"/>
+        <w:gridCol w:w="2365"/>
+        <w:gridCol w:w="1912"/>
+        <w:gridCol w:w="2167"/>
       </w:tblGrid>
       <w:tr>
-        <w:tblPrEx>
-          <w:tblCellMar>
-            <w:top w:w="0" w:type="dxa"/>
-            <w:bottom w:w="0" w:type="dxa"/>
-          </w:tblCellMar>
-        </w:tblPrEx>
         <w:trPr>
           <w:tblHeader/>
         </w:trPr>
@@ -229,6 +238,43 @@
             <w:vAlign w:val="center"/>
           </w:tcPr>
           <w:p>
+            <w:pPr>
+              <w:rPr>
+                <w:b/>
+                <w:bCs/>
+              </w:rPr>
+            </w:pPr>
+            <w:r>
+              <w:rPr>
+                <w:b/>
+                <w:bCs/>
+                <w:color w:val="FFFFFF" w:themeColor="background1"/>
+                <w:sz w:val="18"/>
+                <w:szCs w:val="18"/>
+              </w:rPr>
+              <w:t>Προϋπόθεση</w:t>
+            </w:r>
+          </w:p>
+        </w:tc>
+        <w:tc>
+          <w:tcPr>
+            <w:tcW w:w="2360" w:type="dxa"/>
+            <w:tcBorders>
+              <w:top w:val="single" w:sz="4" w:space="0" w:color="999999"/>
+              <w:left w:val="single" w:sz="4" w:space="0" w:color="999999"/>
+              <w:bottom w:val="single" w:sz="4" w:space="0" w:color="999999"/>
+              <w:right w:val="single" w:sz="4" w:space="0" w:color="999999"/>
+            </w:tcBorders>
+            <w:shd w:val="clear" w:color="auto" w:fill="2E6E4E"/>
+            <w:tcMar>
+              <w:top w:w="80" w:type="dxa"/>
+              <w:left w:w="110" w:type="dxa"/>
+              <w:bottom w:w="80" w:type="dxa"/>
+              <w:right w:w="110" w:type="dxa"/>
+            </w:tcMar>
+            <w:vAlign w:val="center"/>
+          </w:tcPr>
+          <w:p>
             <w:r>
               <w:rPr>
                 <w:b/>
@@ -237,29 +283,9 @@
                 <w:sz w:val="18"/>
                 <w:szCs w:val="18"/>
               </w:rPr>
-              <w:t>Προϋπόθεση</w:t>
-            </w:r>
-          </w:p>
-        </w:tc>
-        <w:tc>
-          <w:tcPr>
-            <w:tcW w:w="2360" w:type="dxa"/>
-            <w:tcBorders>
-              <w:top w:val="single" w:sz="4" w:space="0" w:color="999999"/>
-              <w:left w:val="single" w:sz="4" w:space="0" w:color="999999"/>
-              <w:bottom w:val="single" w:sz="4" w:space="0" w:color="999999"/>
-              <w:right w:val="single" w:sz="4" w:space="0" w:color="999999"/>
-            </w:tcBorders>
-            <w:shd w:val="clear" w:color="auto" w:fill="2E6E4E"/>
-            <w:tcMar>
-              <w:top w:w="80" w:type="dxa"/>
-              <w:left w:w="110" w:type="dxa"/>
-              <w:bottom w:w="80" w:type="dxa"/>
-              <w:right w:w="110" w:type="dxa"/>
-            </w:tcMar>
-            <w:vAlign w:val="center"/>
-          </w:tcPr>
-          <w:p>
+              <w:t xml:space="preserve">Βήματα </w:t>
+            </w:r>
+            <w:proofErr w:type="spellStart"/>
             <w:r>
               <w:rPr>
                 <w:b/>
@@ -268,25 +294,50 @@
                 <w:sz w:val="18"/>
                 <w:szCs w:val="18"/>
               </w:rPr>
-              <w:t xml:space="preserve">Βήματα </w:t>
-            </w:r>
-            <w:proofErr w:type="spellStart"/>
+              <w:t>Testing</w:t>
+            </w:r>
+            <w:proofErr w:type="spellEnd"/>
+          </w:p>
+        </w:tc>
+        <w:tc>
+          <w:tcPr>
+            <w:tcW w:w="1500" w:type="dxa"/>
+            <w:tcBorders>
+              <w:top w:val="single" w:sz="4" w:space="0" w:color="999999"/>
+              <w:left w:val="single" w:sz="4" w:space="0" w:color="999999"/>
+              <w:bottom w:val="single" w:sz="4" w:space="0" w:color="999999"/>
+              <w:right w:val="single" w:sz="4" w:space="0" w:color="999999"/>
+            </w:tcBorders>
+            <w:shd w:val="clear" w:color="auto" w:fill="2E6E4E"/>
+            <w:tcMar>
+              <w:top w:w="80" w:type="dxa"/>
+              <w:left w:w="110" w:type="dxa"/>
+              <w:bottom w:w="80" w:type="dxa"/>
+              <w:right w:w="110" w:type="dxa"/>
+            </w:tcMar>
+            <w:vAlign w:val="center"/>
+          </w:tcPr>
+          <w:p>
+            <w:pPr>
+              <w:rPr>
+                <w:color w:val="7030A0"/>
+              </w:rPr>
+            </w:pPr>
             <w:r>
               <w:rPr>
                 <w:b/>
                 <w:bCs/>
-                <w:color w:val="FFFFFF"/>
+                <w:color w:val="FFFFFF" w:themeColor="background1"/>
                 <w:sz w:val="18"/>
                 <w:szCs w:val="18"/>
               </w:rPr>
-              <w:t>Testing</w:t>
-            </w:r>
-            <w:proofErr w:type="spellEnd"/>
-          </w:p>
-        </w:tc>
-        <w:tc>
-          <w:tcPr>
-            <w:tcW w:w="1500" w:type="dxa"/>
+              <w:t>Δεδομένα</w:t>
+            </w:r>
+          </w:p>
+        </w:tc>
+        <w:tc>
+          <w:tcPr>
+            <w:tcW w:w="2100" w:type="dxa"/>
             <w:tcBorders>
               <w:top w:val="single" w:sz="4" w:space="0" w:color="999999"/>
               <w:left w:val="single" w:sz="4" w:space="0" w:color="999999"/>
@@ -303,57 +354,25 @@
             <w:vAlign w:val="center"/>
           </w:tcPr>
           <w:p>
+            <w:pPr>
+              <w:rPr>
+                <w:color w:val="7030A0"/>
+              </w:rPr>
+            </w:pPr>
             <w:r>
               <w:rPr>
                 <w:b/>
                 <w:bCs/>
-                <w:color w:val="FFFFFF"/>
+                <w:color w:val="FFFFFF" w:themeColor="background1"/>
                 <w:sz w:val="18"/>
                 <w:szCs w:val="18"/>
               </w:rPr>
-              <w:t>Δεδομένα</w:t>
-            </w:r>
-          </w:p>
-        </w:tc>
-        <w:tc>
-          <w:tcPr>
-            <w:tcW w:w="2100" w:type="dxa"/>
-            <w:tcBorders>
-              <w:top w:val="single" w:sz="4" w:space="0" w:color="999999"/>
-              <w:left w:val="single" w:sz="4" w:space="0" w:color="999999"/>
-              <w:bottom w:val="single" w:sz="4" w:space="0" w:color="999999"/>
-              <w:right w:val="single" w:sz="4" w:space="0" w:color="999999"/>
-            </w:tcBorders>
-            <w:shd w:val="clear" w:color="auto" w:fill="2E6E4E"/>
-            <w:tcMar>
-              <w:top w:w="80" w:type="dxa"/>
-              <w:left w:w="110" w:type="dxa"/>
-              <w:bottom w:w="80" w:type="dxa"/>
-              <w:right w:w="110" w:type="dxa"/>
-            </w:tcMar>
-            <w:vAlign w:val="center"/>
-          </w:tcPr>
-          <w:p>
-            <w:r>
-              <w:rPr>
-                <w:b/>
-                <w:bCs/>
-                <w:color w:val="FFFFFF"/>
-                <w:sz w:val="18"/>
-                <w:szCs w:val="18"/>
-              </w:rPr>
               <w:t>Αναμενόμενο Αποτέλεσμα</w:t>
             </w:r>
           </w:p>
         </w:tc>
       </w:tr>
       <w:tr>
-        <w:tblPrEx>
-          <w:tblCellMar>
-            <w:top w:w="0" w:type="dxa"/>
-            <w:bottom w:w="0" w:type="dxa"/>
-          </w:tblCellMar>
-        </w:tblPrEx>
         <w:tc>
           <w:tcPr>
             <w:tcW w:w="950" w:type="dxa"/>
@@ -517,7 +536,33 @@
               </w:rPr>
               <w:t xml:space="preserve"> συνδεδεμένος.</w:t>
             </w:r>
-          </w:p>
+            <w:r>
+              <w:rPr>
+                <w:color w:val="000000"/>
+                <w:sz w:val="17"/>
+                <w:szCs w:val="17"/>
+              </w:rPr>
+              <w:t xml:space="preserve"> Θέλει να δώσει αίμα. Έχουν περάσει τουλάχιστον 3 μήνες από την τελευταία του αιμοδοσία. Υπάρχει τουλάχιστον ένα κέντρο αιμοδοσίας που μπορεί να το επιλέξει</w:t>
+            </w:r>
+          </w:p>
+          <w:p/>
+        </w:tc>
+        <w:tc>
+          <w:tcPr>
+            <w:tcW w:w="2360" w:type="dxa"/>
+            <w:tcBorders>
+              <w:top w:val="single" w:sz="4" w:space="0" w:color="999999"/>
+              <w:left w:val="single" w:sz="4" w:space="0" w:color="999999"/>
+              <w:bottom w:val="single" w:sz="4" w:space="0" w:color="999999"/>
+              <w:right w:val="single" w:sz="4" w:space="0" w:color="999999"/>
+            </w:tcBorders>
+            <w:tcMar>
+              <w:top w:w="70" w:type="dxa"/>
+              <w:left w:w="110" w:type="dxa"/>
+              <w:bottom w:w="70" w:type="dxa"/>
+              <w:right w:w="110" w:type="dxa"/>
+            </w:tcMar>
+          </w:tcPr>
           <w:p>
             <w:pPr>
               <w:spacing w:after="60"/>
@@ -528,22 +573,105 @@
                 <w:sz w:val="17"/>
                 <w:szCs w:val="17"/>
               </w:rPr>
-              <w:t>Υπάρχει ≥1 πιστοποιημένο &amp; μη ανεσταλμένο νοσοκομείο.</w:t>
-            </w:r>
-          </w:p>
-          <w:p>
-            <w:pPr>
-              <w:rPr>
+              <w:t xml:space="preserve">1. </w:t>
+            </w:r>
+            <w:r>
+              <w:rPr>
+                <w:color w:val="000000"/>
+                <w:sz w:val="17"/>
+                <w:szCs w:val="17"/>
+              </w:rPr>
+              <w:t>Από</w:t>
+            </w:r>
+            <w:r>
+              <w:rPr>
+                <w:color w:val="000000"/>
+                <w:sz w:val="17"/>
+                <w:szCs w:val="17"/>
+              </w:rPr>
+              <w:t xml:space="preserve"> </w:t>
+            </w:r>
+            <w:r>
+              <w:rPr>
+                <w:color w:val="000000"/>
+                <w:sz w:val="17"/>
+                <w:szCs w:val="17"/>
+              </w:rPr>
+              <w:t>το</w:t>
+            </w:r>
+            <w:r>
+              <w:rPr>
+                <w:color w:val="000000"/>
+                <w:sz w:val="17"/>
+                <w:szCs w:val="17"/>
+              </w:rPr>
+              <w:t xml:space="preserve"> </w:t>
+            </w:r>
+            <w:r>
+              <w:rPr>
+                <w:color w:val="000000"/>
+                <w:sz w:val="17"/>
+                <w:szCs w:val="17"/>
                 <w:lang w:val="en-US"/>
               </w:rPr>
-            </w:pPr>
-            <w:r>
-              <w:rPr>
-                <w:color w:val="000000"/>
-                <w:sz w:val="17"/>
-                <w:szCs w:val="17"/>
-              </w:rPr>
-              <w:t xml:space="preserve">Ο </w:t>
+              <w:t>Donor</w:t>
+            </w:r>
+            <w:r>
+              <w:rPr>
+                <w:color w:val="000000"/>
+                <w:sz w:val="17"/>
+                <w:szCs w:val="17"/>
+              </w:rPr>
+              <w:t xml:space="preserve"> </w:t>
+            </w:r>
+            <w:r>
+              <w:rPr>
+                <w:color w:val="000000"/>
+                <w:sz w:val="17"/>
+                <w:szCs w:val="17"/>
+                <w:lang w:val="en-US"/>
+              </w:rPr>
+              <w:t>Menu</w:t>
+            </w:r>
+            <w:r>
+              <w:rPr>
+                <w:color w:val="000000"/>
+                <w:sz w:val="17"/>
+                <w:szCs w:val="17"/>
+              </w:rPr>
+              <w:t xml:space="preserve"> </w:t>
+            </w:r>
+            <w:r>
+              <w:rPr>
+                <w:color w:val="000000"/>
+                <w:sz w:val="17"/>
+                <w:szCs w:val="17"/>
+              </w:rPr>
+              <w:t>επιλέγει</w:t>
+            </w:r>
+            <w:r>
+              <w:rPr>
+                <w:color w:val="000000"/>
+                <w:sz w:val="17"/>
+                <w:szCs w:val="17"/>
+              </w:rPr>
+              <w:t xml:space="preserve"> «</w:t>
+            </w:r>
+            <w:r>
+              <w:rPr>
+                <w:color w:val="000000"/>
+                <w:sz w:val="17"/>
+                <w:szCs w:val="17"/>
+              </w:rPr>
+              <w:t>Ραντεβού</w:t>
+            </w:r>
+            <w:r>
+              <w:rPr>
+                <w:color w:val="000000"/>
+                <w:sz w:val="17"/>
+                <w:szCs w:val="17"/>
+              </w:rPr>
+              <w:t xml:space="preserve">» → </w:t>
             </w:r>
             <w:proofErr w:type="spellStart"/>
             <w:r>
@@ -551,8 +679,9 @@
                 <w:color w:val="000000"/>
                 <w:sz w:val="17"/>
                 <w:szCs w:val="17"/>
-              </w:rPr>
-              <w:t>Donor</w:t>
+                <w:lang w:val="en-US"/>
+              </w:rPr>
+              <w:t>AppointmentFrame</w:t>
             </w:r>
             <w:proofErr w:type="spellEnd"/>
             <w:r>
@@ -560,146 +689,6 @@
                 <w:color w:val="000000"/>
                 <w:sz w:val="17"/>
                 <w:szCs w:val="17"/>
-              </w:rPr>
-              <w:t xml:space="preserve"> δεν έχει </w:t>
-            </w:r>
-            <w:proofErr w:type="spellStart"/>
-            <w:r>
-              <w:rPr>
-                <w:color w:val="000000"/>
-                <w:sz w:val="17"/>
-                <w:szCs w:val="17"/>
-              </w:rPr>
-              <w:t>αιμοδοτήσει</w:t>
-            </w:r>
-            <w:proofErr w:type="spellEnd"/>
-            <w:r>
-              <w:rPr>
-                <w:color w:val="000000"/>
-                <w:sz w:val="17"/>
-                <w:szCs w:val="17"/>
-              </w:rPr>
-              <w:t xml:space="preserve"> τις τελευταίες 90 ημέρες </w:t>
-            </w:r>
-          </w:p>
-        </w:tc>
-        <w:tc>
-          <w:tcPr>
-            <w:tcW w:w="2360" w:type="dxa"/>
-            <w:tcBorders>
-              <w:top w:val="single" w:sz="4" w:space="0" w:color="999999"/>
-              <w:left w:val="single" w:sz="4" w:space="0" w:color="999999"/>
-              <w:bottom w:val="single" w:sz="4" w:space="0" w:color="999999"/>
-              <w:right w:val="single" w:sz="4" w:space="0" w:color="999999"/>
-            </w:tcBorders>
-            <w:tcMar>
-              <w:top w:w="70" w:type="dxa"/>
-              <w:left w:w="110" w:type="dxa"/>
-              <w:bottom w:w="70" w:type="dxa"/>
-              <w:right w:w="110" w:type="dxa"/>
-            </w:tcMar>
-          </w:tcPr>
-          <w:p>
-            <w:pPr>
-              <w:spacing w:after="60"/>
-              <w:rPr>
-                <w:lang w:val="en-US"/>
-              </w:rPr>
-            </w:pPr>
-            <w:r>
-              <w:rPr>
-                <w:color w:val="000000"/>
-                <w:sz w:val="17"/>
-                <w:szCs w:val="17"/>
-                <w:lang w:val="en-US"/>
-              </w:rPr>
-              <w:t xml:space="preserve">1. </w:t>
-            </w:r>
-            <w:r>
-              <w:rPr>
-                <w:color w:val="000000"/>
-                <w:sz w:val="17"/>
-                <w:szCs w:val="17"/>
-              </w:rPr>
-              <w:t>Από</w:t>
-            </w:r>
-            <w:r>
-              <w:rPr>
-                <w:color w:val="000000"/>
-                <w:sz w:val="17"/>
-                <w:szCs w:val="17"/>
-                <w:lang w:val="en-US"/>
-              </w:rPr>
-              <w:t xml:space="preserve"> </w:t>
-            </w:r>
-            <w:r>
-              <w:rPr>
-                <w:color w:val="000000"/>
-                <w:sz w:val="17"/>
-                <w:szCs w:val="17"/>
-              </w:rPr>
-              <w:t>το</w:t>
-            </w:r>
-            <w:r>
-              <w:rPr>
-                <w:color w:val="000000"/>
-                <w:sz w:val="17"/>
-                <w:szCs w:val="17"/>
-                <w:lang w:val="en-US"/>
-              </w:rPr>
-              <w:t xml:space="preserve"> Donor Menu </w:t>
-            </w:r>
-            <w:r>
-              <w:rPr>
-                <w:color w:val="000000"/>
-                <w:sz w:val="17"/>
-                <w:szCs w:val="17"/>
-              </w:rPr>
-              <w:t>επιλέγει</w:t>
-            </w:r>
-            <w:r>
-              <w:rPr>
-                <w:color w:val="000000"/>
-                <w:sz w:val="17"/>
-                <w:szCs w:val="17"/>
-                <w:lang w:val="en-US"/>
-              </w:rPr>
-              <w:t xml:space="preserve"> «</w:t>
-            </w:r>
-            <w:r>
-              <w:rPr>
-                <w:color w:val="000000"/>
-                <w:sz w:val="17"/>
-                <w:szCs w:val="17"/>
-              </w:rPr>
-              <w:t>Ραντεβού</w:t>
-            </w:r>
-            <w:r>
-              <w:rPr>
-                <w:color w:val="000000"/>
-                <w:sz w:val="17"/>
-                <w:szCs w:val="17"/>
-                <w:lang w:val="en-US"/>
-              </w:rPr>
-              <w:t xml:space="preserve">» → </w:t>
-            </w:r>
-            <w:proofErr w:type="spellStart"/>
-            <w:r>
-              <w:rPr>
-                <w:color w:val="000000"/>
-                <w:sz w:val="17"/>
-                <w:szCs w:val="17"/>
-                <w:lang w:val="en-US"/>
-              </w:rPr>
-              <w:t>AppointmentFrame</w:t>
-            </w:r>
-            <w:proofErr w:type="spellEnd"/>
-            <w:r>
-              <w:rPr>
-                <w:color w:val="000000"/>
-                <w:sz w:val="17"/>
-                <w:szCs w:val="17"/>
-                <w:lang w:val="en-US"/>
               </w:rPr>
               <w:t>.</w:t>
             </w:r>
@@ -1023,194 +1012,61 @@
             <w:pPr>
               <w:spacing w:after="60"/>
               <w:rPr>
+                <w:sz w:val="17"/>
+                <w:szCs w:val="17"/>
+              </w:rPr>
+            </w:pPr>
+            <w:r>
+              <w:rPr>
+                <w:sz w:val="17"/>
+                <w:szCs w:val="17"/>
+              </w:rPr>
+              <w:t>Μήνυμα ότι το ραντεβού καταχωρήθηκε επιτυχώς.</w:t>
+            </w:r>
+            <w:r>
+              <w:rPr>
+                <w:sz w:val="17"/>
+                <w:szCs w:val="17"/>
+              </w:rPr>
+              <w:br/>
+              <w:t>Επιστρέφει στην αρχική και βρίσκει το νέο ραντεβού.</w:t>
+            </w:r>
+          </w:p>
+          <w:p>
+            <w:pPr>
+              <w:spacing w:after="60"/>
+              <w:rPr>
+                <w:sz w:val="17"/>
+                <w:szCs w:val="17"/>
+              </w:rPr>
+            </w:pPr>
+            <w:r>
+              <w:rPr>
+                <w:sz w:val="17"/>
+                <w:szCs w:val="17"/>
+              </w:rPr>
+              <w:t xml:space="preserve">Επιστρέφει στο αρχικό </w:t>
+            </w:r>
+            <w:r>
+              <w:rPr>
+                <w:sz w:val="17"/>
+                <w:szCs w:val="17"/>
                 <w:lang w:val="en-US"/>
               </w:rPr>
-            </w:pPr>
-            <w:proofErr w:type="spellStart"/>
-            <w:r>
-              <w:rPr>
-                <w:color w:val="000000"/>
-                <w:sz w:val="17"/>
-                <w:szCs w:val="17"/>
-                <w:lang w:val="en-US"/>
-              </w:rPr>
-              <w:t>check_donation_</w:t>
-            </w:r>
-            <w:proofErr w:type="gramStart"/>
-            <w:r>
-              <w:rPr>
-                <w:color w:val="000000"/>
-                <w:sz w:val="17"/>
-                <w:szCs w:val="17"/>
-                <w:lang w:val="en-US"/>
-              </w:rPr>
-              <w:t>interval</w:t>
-            </w:r>
-            <w:proofErr w:type="spellEnd"/>
-            <w:r>
-              <w:rPr>
-                <w:color w:val="000000"/>
-                <w:sz w:val="17"/>
-                <w:szCs w:val="17"/>
-                <w:lang w:val="en-US"/>
-              </w:rPr>
-              <w:t>(</w:t>
-            </w:r>
-            <w:proofErr w:type="gramEnd"/>
-            <w:r>
-              <w:rPr>
-                <w:color w:val="000000"/>
-                <w:sz w:val="17"/>
-                <w:szCs w:val="17"/>
-                <w:lang w:val="en-US"/>
-              </w:rPr>
-              <w:t xml:space="preserve">) </w:t>
-            </w:r>
-            <w:r>
-              <w:rPr>
-                <w:color w:val="000000"/>
-                <w:sz w:val="17"/>
-                <w:szCs w:val="17"/>
-              </w:rPr>
-              <w:t>επιστρέφει</w:t>
-            </w:r>
-            <w:r>
-              <w:rPr>
-                <w:color w:val="000000"/>
-                <w:sz w:val="17"/>
-                <w:szCs w:val="17"/>
-                <w:lang w:val="en-US"/>
-              </w:rPr>
-              <w:t xml:space="preserve"> None.</w:t>
-            </w:r>
-          </w:p>
-          <w:p>
-            <w:pPr>
-              <w:spacing w:after="60"/>
-              <w:rPr>
-                <w:lang w:val="en-US"/>
-              </w:rPr>
-            </w:pPr>
-            <w:r>
-              <w:rPr>
-                <w:color w:val="000000"/>
-                <w:sz w:val="17"/>
-                <w:szCs w:val="17"/>
-              </w:rPr>
-              <w:t>Δημιουργείται</w:t>
-            </w:r>
-            <w:r>
-              <w:rPr>
-                <w:color w:val="000000"/>
-                <w:sz w:val="17"/>
-                <w:szCs w:val="17"/>
-                <w:lang w:val="en-US"/>
-              </w:rPr>
-              <w:t xml:space="preserve"> Appointment (status="upcoming") </w:t>
-            </w:r>
-            <w:r>
-              <w:rPr>
-                <w:color w:val="000000"/>
-                <w:sz w:val="17"/>
-                <w:szCs w:val="17"/>
-              </w:rPr>
-              <w:t>στη</w:t>
-            </w:r>
-            <w:r>
-              <w:rPr>
-                <w:color w:val="000000"/>
-                <w:sz w:val="17"/>
-                <w:szCs w:val="17"/>
-                <w:lang w:val="en-US"/>
-              </w:rPr>
-              <w:t xml:space="preserve"> </w:t>
-            </w:r>
-            <w:r>
-              <w:rPr>
-                <w:color w:val="000000"/>
-                <w:sz w:val="17"/>
-                <w:szCs w:val="17"/>
-              </w:rPr>
-              <w:t>ΒΔ</w:t>
-            </w:r>
-            <w:r>
-              <w:rPr>
-                <w:color w:val="000000"/>
-                <w:sz w:val="17"/>
-                <w:szCs w:val="17"/>
-                <w:lang w:val="en-US"/>
-              </w:rPr>
-              <w:t>.</w:t>
-            </w:r>
-          </w:p>
-          <w:p>
-            <w:pPr>
-              <w:spacing w:after="60"/>
-            </w:pPr>
-            <w:r>
-              <w:rPr>
-                <w:color w:val="000000"/>
-                <w:sz w:val="17"/>
-                <w:szCs w:val="17"/>
-              </w:rPr>
-              <w:t>Μήνυμα «Το ραντεβού σας καταχωρήθηκε με επιτυχία!».</w:t>
-            </w:r>
-          </w:p>
-          <w:p>
-            <w:r>
-              <w:rPr>
-                <w:color w:val="000000"/>
-                <w:sz w:val="17"/>
-                <w:szCs w:val="17"/>
-              </w:rPr>
-              <w:t xml:space="preserve">Επιστροφή στο </w:t>
-            </w:r>
-            <w:proofErr w:type="spellStart"/>
-            <w:r>
-              <w:rPr>
-                <w:color w:val="000000"/>
-                <w:sz w:val="17"/>
-                <w:szCs w:val="17"/>
-              </w:rPr>
-              <w:t>Donor</w:t>
-            </w:r>
-            <w:proofErr w:type="spellEnd"/>
-            <w:r>
-              <w:rPr>
-                <w:color w:val="000000"/>
-                <w:sz w:val="17"/>
-                <w:szCs w:val="17"/>
-              </w:rPr>
-              <w:t xml:space="preserve"> </w:t>
-            </w:r>
-            <w:proofErr w:type="spellStart"/>
-            <w:r>
-              <w:rPr>
-                <w:color w:val="000000"/>
-                <w:sz w:val="17"/>
-                <w:szCs w:val="17"/>
-              </w:rPr>
-              <w:t>Menu</w:t>
-            </w:r>
-            <w:proofErr w:type="spellEnd"/>
-            <w:r>
-              <w:rPr>
-                <w:color w:val="000000"/>
-                <w:sz w:val="17"/>
-                <w:szCs w:val="17"/>
-              </w:rPr>
-              <w:t>· το ραντεβού εμφανίζεται στο «Επόμενο Ραντεβού».</w:t>
-            </w:r>
-          </w:p>
+              <w:t>menu</w:t>
+            </w:r>
+            <w:r>
+              <w:rPr>
+                <w:sz w:val="17"/>
+                <w:szCs w:val="17"/>
+              </w:rPr>
+              <w:t xml:space="preserve"> και βρίσκει το νέο ραντεβού στο «Επόμενο Ραντεβού» </w:t>
+            </w:r>
+          </w:p>
+          <w:p/>
         </w:tc>
       </w:tr>
       <w:tr>
-        <w:tblPrEx>
-          <w:tblCellMar>
-            <w:top w:w="0" w:type="dxa"/>
-            <w:bottom w:w="0" w:type="dxa"/>
-          </w:tblCellMar>
-        </w:tblPrEx>
         <w:tc>
           <w:tcPr>
             <w:tcW w:w="950" w:type="dxa"/>
@@ -1309,55 +1165,181 @@
                 <w:sz w:val="17"/>
                 <w:szCs w:val="17"/>
               </w:rPr>
-              <w:t xml:space="preserve">Εναλλακτική ροή 1 — μη διαθέσιμα </w:t>
-            </w:r>
-            <w:r>
-              <w:rPr>
-                <w:color w:val="EE0000"/>
-                <w:sz w:val="17"/>
-                <w:szCs w:val="17"/>
-              </w:rPr>
-              <w:t>κέντρα</w:t>
-            </w:r>
-            <w:r>
-              <w:rPr>
-                <w:color w:val="EE0000"/>
+              <w:t>Φιλτράρισμα λίστας κέντρων</w:t>
+            </w:r>
+          </w:p>
+        </w:tc>
+        <w:tc>
+          <w:tcPr>
+            <w:tcW w:w="850" w:type="dxa"/>
+            <w:tcBorders>
+              <w:top w:val="single" w:sz="4" w:space="0" w:color="999999"/>
+              <w:left w:val="single" w:sz="4" w:space="0" w:color="999999"/>
+              <w:bottom w:val="single" w:sz="4" w:space="0" w:color="999999"/>
+              <w:right w:val="single" w:sz="4" w:space="0" w:color="999999"/>
+            </w:tcBorders>
+            <w:shd w:val="clear" w:color="auto" w:fill="EAF2EC"/>
+            <w:tcMar>
+              <w:top w:w="70" w:type="dxa"/>
+              <w:left w:w="110" w:type="dxa"/>
+              <w:bottom w:w="70" w:type="dxa"/>
+              <w:right w:w="110" w:type="dxa"/>
+            </w:tcMar>
+          </w:tcPr>
+          <w:p>
+            <w:r>
+              <w:rPr>
+                <w:sz w:val="17"/>
+                <w:szCs w:val="17"/>
+              </w:rPr>
+              <w:t>Αρνητική</w:t>
+            </w:r>
+          </w:p>
+        </w:tc>
+        <w:tc>
+          <w:tcPr>
+            <w:tcW w:w="2050" w:type="dxa"/>
+            <w:tcBorders>
+              <w:top w:val="single" w:sz="4" w:space="0" w:color="999999"/>
+              <w:left w:val="single" w:sz="4" w:space="0" w:color="999999"/>
+              <w:bottom w:val="single" w:sz="4" w:space="0" w:color="999999"/>
+              <w:right w:val="single" w:sz="4" w:space="0" w:color="999999"/>
+            </w:tcBorders>
+            <w:shd w:val="clear" w:color="auto" w:fill="EAF2EC"/>
+            <w:tcMar>
+              <w:top w:w="70" w:type="dxa"/>
+              <w:left w:w="110" w:type="dxa"/>
+              <w:bottom w:w="70" w:type="dxa"/>
+              <w:right w:w="110" w:type="dxa"/>
+            </w:tcMar>
+          </w:tcPr>
+          <w:p>
+            <w:pPr>
+              <w:spacing w:after="60"/>
+            </w:pPr>
+            <w:proofErr w:type="spellStart"/>
+            <w:r>
+              <w:rPr>
+                <w:color w:val="000000"/>
+                <w:sz w:val="17"/>
+                <w:szCs w:val="17"/>
+              </w:rPr>
+              <w:t>Donor</w:t>
+            </w:r>
+            <w:proofErr w:type="spellEnd"/>
+            <w:r>
+              <w:rPr>
+                <w:color w:val="000000"/>
+                <w:sz w:val="17"/>
+                <w:szCs w:val="17"/>
+              </w:rPr>
+              <w:t xml:space="preserve"> συνδεδεμένος.</w:t>
+            </w:r>
+          </w:p>
+          <w:p>
+            <w:r>
+              <w:rPr>
+                <w:color w:val="000000"/>
+                <w:sz w:val="17"/>
+                <w:szCs w:val="17"/>
+              </w:rPr>
+              <w:t>Δεν υπάρχει κ</w:t>
+            </w:r>
+            <w:r>
+              <w:rPr>
+                <w:color w:val="000000"/>
+                <w:sz w:val="17"/>
+                <w:szCs w:val="17"/>
+              </w:rPr>
+              <w:t>ανένα πιστοποιημένο/μη ανεσταλμένο νοσοκομείο</w:t>
+            </w:r>
+          </w:p>
+        </w:tc>
+        <w:tc>
+          <w:tcPr>
+            <w:tcW w:w="2360" w:type="dxa"/>
+            <w:tcBorders>
+              <w:top w:val="single" w:sz="4" w:space="0" w:color="999999"/>
+              <w:left w:val="single" w:sz="4" w:space="0" w:color="999999"/>
+              <w:bottom w:val="single" w:sz="4" w:space="0" w:color="999999"/>
+              <w:right w:val="single" w:sz="4" w:space="0" w:color="999999"/>
+            </w:tcBorders>
+            <w:shd w:val="clear" w:color="auto" w:fill="EAF2EC"/>
+            <w:tcMar>
+              <w:top w:w="70" w:type="dxa"/>
+              <w:left w:w="110" w:type="dxa"/>
+              <w:bottom w:w="70" w:type="dxa"/>
+              <w:right w:w="110" w:type="dxa"/>
+            </w:tcMar>
+          </w:tcPr>
+          <w:p>
+            <w:r>
+              <w:rPr>
+                <w:color w:val="000000"/>
+                <w:sz w:val="17"/>
+                <w:szCs w:val="17"/>
+              </w:rPr>
+              <w:t xml:space="preserve">1. Από το </w:t>
+            </w:r>
+            <w:proofErr w:type="spellStart"/>
+            <w:r>
+              <w:rPr>
+                <w:color w:val="000000"/>
+                <w:sz w:val="17"/>
+                <w:szCs w:val="17"/>
+              </w:rPr>
+              <w:t>Donor</w:t>
+            </w:r>
+            <w:proofErr w:type="spellEnd"/>
+            <w:r>
+              <w:rPr>
+                <w:color w:val="000000"/>
                 <w:sz w:val="17"/>
                 <w:szCs w:val="17"/>
               </w:rPr>
               <w:t xml:space="preserve"> </w:t>
             </w:r>
-            <w:r>
-              <w:rPr>
-                <w:b/>
-                <w:bCs/>
-                <w:color w:val="EE0000"/>
-                <w:sz w:val="22"/>
-                <w:szCs w:val="22"/>
-              </w:rPr>
-              <w:t>ή</w:t>
-            </w:r>
-            <w:r>
-              <w:rPr>
-                <w:color w:val="EE0000"/>
-                <w:sz w:val="17"/>
-                <w:szCs w:val="17"/>
-              </w:rPr>
-              <w:t xml:space="preserve"> </w:t>
-            </w:r>
-            <w:r>
-              <w:rPr>
-                <w:color w:val="EE0000"/>
-                <w:sz w:val="17"/>
-                <w:szCs w:val="17"/>
-              </w:rPr>
-              <w:t>Φιλτράρισμα κέντρων: ανεσταλμένο + μη πιστοποιημένο νοσοκομείο δεν εμφανίζονται (αρνητική).</w:t>
-            </w:r>
-          </w:p>
-        </w:tc>
-        <w:tc>
-          <w:tcPr>
-            <w:tcW w:w="850" w:type="dxa"/>
+            <w:proofErr w:type="spellStart"/>
+            <w:r>
+              <w:rPr>
+                <w:color w:val="000000"/>
+                <w:sz w:val="17"/>
+                <w:szCs w:val="17"/>
+              </w:rPr>
+              <w:t>Menu</w:t>
+            </w:r>
+            <w:proofErr w:type="spellEnd"/>
+            <w:r>
+              <w:rPr>
+                <w:color w:val="000000"/>
+                <w:sz w:val="17"/>
+                <w:szCs w:val="17"/>
+              </w:rPr>
+              <w:t xml:space="preserve"> επιλέγει «Ραντεβού» → </w:t>
+            </w:r>
+            <w:proofErr w:type="spellStart"/>
+            <w:r>
+              <w:rPr>
+                <w:color w:val="000000"/>
+                <w:sz w:val="17"/>
+                <w:szCs w:val="17"/>
+              </w:rPr>
+              <w:t>AppointmentFrame</w:t>
+            </w:r>
+            <w:proofErr w:type="spellEnd"/>
+            <w:r>
+              <w:rPr>
+                <w:color w:val="000000"/>
+                <w:sz w:val="17"/>
+                <w:szCs w:val="17"/>
+              </w:rPr>
+              <w:t>.</w:t>
+            </w:r>
+          </w:p>
+        </w:tc>
+        <w:tc>
+          <w:tcPr>
+            <w:tcW w:w="1500" w:type="dxa"/>
             <w:tcBorders>
               <w:top w:val="single" w:sz="4" w:space="0" w:color="999999"/>
               <w:left w:val="single" w:sz="4" w:space="0" w:color="999999"/>
@@ -1373,191 +1355,11 @@
             </w:tcMar>
           </w:tcPr>
           <w:p>
-            <w:r>
-              <w:rPr>
-                <w:sz w:val="17"/>
-                <w:szCs w:val="17"/>
-              </w:rPr>
-              <w:t>Αρνητική</w:t>
-            </w:r>
-          </w:p>
-        </w:tc>
-        <w:tc>
-          <w:tcPr>
-            <w:tcW w:w="2050" w:type="dxa"/>
-            <w:tcBorders>
-              <w:top w:val="single" w:sz="4" w:space="0" w:color="999999"/>
-              <w:left w:val="single" w:sz="4" w:space="0" w:color="999999"/>
-              <w:bottom w:val="single" w:sz="4" w:space="0" w:color="999999"/>
-              <w:right w:val="single" w:sz="4" w:space="0" w:color="999999"/>
-            </w:tcBorders>
-            <w:shd w:val="clear" w:color="auto" w:fill="EAF2EC"/>
-            <w:tcMar>
-              <w:top w:w="70" w:type="dxa"/>
-              <w:left w:w="110" w:type="dxa"/>
-              <w:bottom w:w="70" w:type="dxa"/>
-              <w:right w:w="110" w:type="dxa"/>
-            </w:tcMar>
-          </w:tcPr>
-          <w:p>
-            <w:pPr>
-              <w:spacing w:after="60"/>
-            </w:pPr>
-            <w:proofErr w:type="spellStart"/>
-            <w:r>
-              <w:rPr>
-                <w:color w:val="000000"/>
-                <w:sz w:val="17"/>
-                <w:szCs w:val="17"/>
-              </w:rPr>
-              <w:t>Donor</w:t>
-            </w:r>
-            <w:proofErr w:type="spellEnd"/>
-            <w:r>
-              <w:rPr>
-                <w:color w:val="000000"/>
-                <w:sz w:val="17"/>
-                <w:szCs w:val="17"/>
-              </w:rPr>
-              <w:t xml:space="preserve"> συνδεδεμένος.</w:t>
-            </w:r>
-          </w:p>
-          <w:p>
-            <w:r>
-              <w:rPr>
-                <w:color w:val="000000"/>
-                <w:sz w:val="17"/>
-                <w:szCs w:val="17"/>
-              </w:rPr>
-              <w:t xml:space="preserve">Κανένα πιστοποιημένο/μη ανεσταλμένο νοσοκομείο: </w:t>
-            </w:r>
-            <w:proofErr w:type="spellStart"/>
-            <w:r>
-              <w:rPr>
-                <w:color w:val="000000"/>
-                <w:sz w:val="17"/>
-                <w:szCs w:val="17"/>
-              </w:rPr>
-              <w:t>get_certified_hospitals</w:t>
-            </w:r>
-            <w:proofErr w:type="spellEnd"/>
-            <w:r>
-              <w:rPr>
-                <w:color w:val="000000"/>
-                <w:sz w:val="17"/>
-                <w:szCs w:val="17"/>
-              </w:rPr>
-              <w:t>() = [].</w:t>
-            </w:r>
-          </w:p>
-        </w:tc>
-        <w:tc>
-          <w:tcPr>
-            <w:tcW w:w="2360" w:type="dxa"/>
-            <w:tcBorders>
-              <w:top w:val="single" w:sz="4" w:space="0" w:color="999999"/>
-              <w:left w:val="single" w:sz="4" w:space="0" w:color="999999"/>
-              <w:bottom w:val="single" w:sz="4" w:space="0" w:color="999999"/>
-              <w:right w:val="single" w:sz="4" w:space="0" w:color="999999"/>
-            </w:tcBorders>
-            <w:shd w:val="clear" w:color="auto" w:fill="EAF2EC"/>
-            <w:tcMar>
-              <w:top w:w="70" w:type="dxa"/>
-              <w:left w:w="110" w:type="dxa"/>
-              <w:bottom w:w="70" w:type="dxa"/>
-              <w:right w:w="110" w:type="dxa"/>
-            </w:tcMar>
-          </w:tcPr>
-          <w:p>
-            <w:r>
-              <w:rPr>
-                <w:color w:val="000000"/>
-                <w:sz w:val="17"/>
-                <w:szCs w:val="17"/>
-              </w:rPr>
-              <w:t xml:space="preserve">1. Από το </w:t>
-            </w:r>
-            <w:proofErr w:type="spellStart"/>
-            <w:r>
-              <w:rPr>
-                <w:color w:val="000000"/>
-                <w:sz w:val="17"/>
-                <w:szCs w:val="17"/>
-              </w:rPr>
-              <w:t>Donor</w:t>
-            </w:r>
-            <w:proofErr w:type="spellEnd"/>
-            <w:r>
-              <w:rPr>
-                <w:color w:val="000000"/>
-                <w:sz w:val="17"/>
-                <w:szCs w:val="17"/>
-              </w:rPr>
-              <w:t xml:space="preserve"> </w:t>
-            </w:r>
-            <w:proofErr w:type="spellStart"/>
-            <w:r>
-              <w:rPr>
-                <w:color w:val="000000"/>
-                <w:sz w:val="17"/>
-                <w:szCs w:val="17"/>
-              </w:rPr>
-              <w:t>Menu</w:t>
-            </w:r>
-            <w:proofErr w:type="spellEnd"/>
-            <w:r>
-              <w:rPr>
-                <w:color w:val="000000"/>
-                <w:sz w:val="17"/>
-                <w:szCs w:val="17"/>
-              </w:rPr>
-              <w:t xml:space="preserve"> επιλέγει «Ραντεβού» → </w:t>
-            </w:r>
-            <w:proofErr w:type="spellStart"/>
-            <w:r>
-              <w:rPr>
-                <w:color w:val="000000"/>
-                <w:sz w:val="17"/>
-                <w:szCs w:val="17"/>
-              </w:rPr>
-              <w:t>AppointmentFrame</w:t>
-            </w:r>
-            <w:proofErr w:type="spellEnd"/>
-            <w:r>
-              <w:rPr>
-                <w:color w:val="000000"/>
-                <w:sz w:val="17"/>
-                <w:szCs w:val="17"/>
-              </w:rPr>
-              <w:t>.</w:t>
-            </w:r>
-          </w:p>
-        </w:tc>
-        <w:tc>
-          <w:tcPr>
-            <w:tcW w:w="1500" w:type="dxa"/>
-            <w:tcBorders>
-              <w:top w:val="single" w:sz="4" w:space="0" w:color="999999"/>
-              <w:left w:val="single" w:sz="4" w:space="0" w:color="999999"/>
-              <w:bottom w:val="single" w:sz="4" w:space="0" w:color="999999"/>
-              <w:right w:val="single" w:sz="4" w:space="0" w:color="999999"/>
-            </w:tcBorders>
-            <w:shd w:val="clear" w:color="auto" w:fill="EAF2EC"/>
-            <w:tcMar>
-              <w:top w:w="70" w:type="dxa"/>
-              <w:left w:w="110" w:type="dxa"/>
-              <w:bottom w:w="70" w:type="dxa"/>
-              <w:right w:w="110" w:type="dxa"/>
-            </w:tcMar>
-          </w:tcPr>
-          <w:p>
-            <w:pPr>
-              <w:spacing w:after="60"/>
+            <w:pPr>
               <w:rPr>
                 <w:lang w:val="en-US"/>
               </w:rPr>
             </w:pPr>
-            <w:proofErr w:type="spellStart"/>
             <w:r>
               <w:rPr>
                 <w:color w:val="000000"/>
@@ -1565,36 +1367,8 @@
                 <w:szCs w:val="17"/>
                 <w:lang w:val="en-US"/>
               </w:rPr>
-              <w:t>hospital.is_certified</w:t>
-            </w:r>
-            <w:proofErr w:type="spellEnd"/>
-            <w:r>
-              <w:rPr>
-                <w:color w:val="000000"/>
-                <w:sz w:val="17"/>
-                <w:szCs w:val="17"/>
-                <w:lang w:val="en-US"/>
-              </w:rPr>
-              <w:t>,</w:t>
-            </w:r>
-          </w:p>
-          <w:p>
-            <w:pPr>
-              <w:rPr>
-                <w:lang w:val="en-US"/>
-              </w:rPr>
-            </w:pPr>
-            <w:proofErr w:type="spellStart"/>
-            <w:r>
-              <w:rPr>
-                <w:color w:val="000000"/>
-                <w:sz w:val="17"/>
-                <w:szCs w:val="17"/>
-                <w:lang w:val="en-US"/>
-              </w:rPr>
-              <w:t>hospital.is_suspended</w:t>
-            </w:r>
-            <w:proofErr w:type="spellEnd"/>
+              <w:t>????</w:t>
+            </w:r>
           </w:p>
         </w:tc>
         <w:tc>
@@ -1640,12 +1414,6 @@
         </w:tc>
       </w:tr>
       <w:tr>
-        <w:tblPrEx>
-          <w:tblCellMar>
-            <w:top w:w="0" w:type="dxa"/>
-            <w:bottom w:w="0" w:type="dxa"/>
-          </w:tblCellMar>
-        </w:tblPrEx>
         <w:tc>
           <w:tcPr>
             <w:tcW w:w="950" w:type="dxa"/>
@@ -1737,383 +1505,249 @@
           <w:p>
             <w:r>
               <w:rPr>
-                <w:color w:val="000000"/>
-                <w:sz w:val="17"/>
-                <w:szCs w:val="17"/>
-              </w:rPr>
-              <w:t>Εναλλακτική ροή 1 — μη διαθέσιμες ώρες (βήμα 5.α)</w:t>
-            </w:r>
-            <w:r>
-              <w:rPr>
-                <w:color w:val="000000"/>
-                <w:sz w:val="17"/>
-                <w:szCs w:val="17"/>
-              </w:rPr>
-              <w:t xml:space="preserve"> </w:t>
-            </w:r>
-            <w:r>
-              <w:rPr>
-                <w:color w:val="EE0000"/>
-                <w:sz w:val="24"/>
-                <w:szCs w:val="24"/>
-              </w:rPr>
-              <w:t xml:space="preserve">ή </w:t>
-            </w:r>
-            <w:r>
-              <w:rPr>
-                <w:color w:val="EE0000"/>
-                <w:sz w:val="17"/>
-                <w:szCs w:val="17"/>
-              </w:rPr>
-              <w:t xml:space="preserve">Επαλήθευση οθόνης επιβεβαίωσης, με </w:t>
+                <w:sz w:val="17"/>
+                <w:szCs w:val="17"/>
+              </w:rPr>
+              <w:t>Επαλήθευση οθόνης επιβεβαίωσης</w:t>
+            </w:r>
+          </w:p>
+        </w:tc>
+        <w:tc>
+          <w:tcPr>
+            <w:tcW w:w="850" w:type="dxa"/>
+            <w:tcBorders>
+              <w:top w:val="single" w:sz="4" w:space="0" w:color="999999"/>
+              <w:left w:val="single" w:sz="4" w:space="0" w:color="999999"/>
+              <w:bottom w:val="single" w:sz="4" w:space="0" w:color="999999"/>
+              <w:right w:val="single" w:sz="4" w:space="0" w:color="999999"/>
+            </w:tcBorders>
+            <w:tcMar>
+              <w:top w:w="70" w:type="dxa"/>
+              <w:left w:w="110" w:type="dxa"/>
+              <w:bottom w:w="70" w:type="dxa"/>
+              <w:right w:w="110" w:type="dxa"/>
+            </w:tcMar>
+          </w:tcPr>
+          <w:p>
+            <w:r>
+              <w:rPr>
+                <w:sz w:val="17"/>
+                <w:szCs w:val="17"/>
+              </w:rPr>
+              <w:t>Αρνητική</w:t>
+            </w:r>
+          </w:p>
+        </w:tc>
+        <w:tc>
+          <w:tcPr>
+            <w:tcW w:w="2050" w:type="dxa"/>
+            <w:tcBorders>
+              <w:top w:val="single" w:sz="4" w:space="0" w:color="999999"/>
+              <w:left w:val="single" w:sz="4" w:space="0" w:color="999999"/>
+              <w:bottom w:val="single" w:sz="4" w:space="0" w:color="999999"/>
+              <w:right w:val="single" w:sz="4" w:space="0" w:color="999999"/>
+            </w:tcBorders>
+            <w:tcMar>
+              <w:top w:w="70" w:type="dxa"/>
+              <w:left w:w="110" w:type="dxa"/>
+              <w:bottom w:w="70" w:type="dxa"/>
+              <w:right w:w="110" w:type="dxa"/>
+            </w:tcMar>
+          </w:tcPr>
+          <w:p>
+            <w:pPr>
+              <w:spacing w:after="60"/>
+              <w:rPr>
+                <w:sz w:val="17"/>
+                <w:szCs w:val="17"/>
+              </w:rPr>
+            </w:pPr>
+            <w:r>
+              <w:rPr>
+                <w:sz w:val="17"/>
+                <w:szCs w:val="17"/>
+              </w:rPr>
+              <w:t>Ο χρήστης είναι συνδεδεμένος και θέλει να κλείσει ραντεβού.</w:t>
+            </w:r>
+          </w:p>
+          <w:p>
+            <w:pPr>
+              <w:spacing w:after="60"/>
+              <w:rPr>
+                <w:sz w:val="17"/>
+                <w:szCs w:val="17"/>
+              </w:rPr>
+            </w:pPr>
+            <w:r>
+              <w:rPr>
+                <w:sz w:val="17"/>
+                <w:szCs w:val="17"/>
+              </w:rPr>
+              <w:t>Το νοσοκομείο που τον ενδιαφέρει δεν έχει καμία ελεύθερη ώρα (όλες οι θέσεις έχουν κλειστεί ή το κέντρο δεν δέχεται προγραμματισμένα ραντεβού).</w:t>
+            </w:r>
+          </w:p>
+          <w:p/>
+        </w:tc>
+        <w:tc>
+          <w:tcPr>
+            <w:tcW w:w="2360" w:type="dxa"/>
+            <w:tcBorders>
+              <w:top w:val="single" w:sz="4" w:space="0" w:color="999999"/>
+              <w:left w:val="single" w:sz="4" w:space="0" w:color="999999"/>
+              <w:bottom w:val="single" w:sz="4" w:space="0" w:color="999999"/>
+              <w:right w:val="single" w:sz="4" w:space="0" w:color="999999"/>
+            </w:tcBorders>
+            <w:tcMar>
+              <w:top w:w="70" w:type="dxa"/>
+              <w:left w:w="110" w:type="dxa"/>
+              <w:bottom w:w="70" w:type="dxa"/>
+              <w:right w:w="110" w:type="dxa"/>
+            </w:tcMar>
+          </w:tcPr>
+          <w:p>
+            <w:pPr>
+              <w:rPr>
+                <w:sz w:val="17"/>
+                <w:szCs w:val="17"/>
+              </w:rPr>
+            </w:pPr>
+            <w:r>
+              <w:rPr>
+                <w:sz w:val="17"/>
+                <w:szCs w:val="17"/>
+              </w:rPr>
+              <w:t>1. Από την αρχική → «Ραντεβού».</w:t>
+            </w:r>
+          </w:p>
+          <w:p>
+            <w:pPr>
+              <w:rPr>
+                <w:sz w:val="17"/>
+                <w:szCs w:val="17"/>
+              </w:rPr>
+            </w:pPr>
+            <w:r>
+              <w:rPr>
+                <w:sz w:val="17"/>
+                <w:szCs w:val="17"/>
+              </w:rPr>
+              <w:t>2. Διαλέγει το συγκεκριμένο νοσοκομείο.</w:t>
+            </w:r>
+          </w:p>
+          <w:p>
+            <w:r>
+              <w:rPr>
+                <w:sz w:val="17"/>
+                <w:szCs w:val="17"/>
+              </w:rPr>
+              <w:t>3. Φτάνει στην οθόνη με τις διαθέσιμες ημερομηνίες και ώρες.</w:t>
+            </w:r>
+          </w:p>
+        </w:tc>
+        <w:tc>
+          <w:tcPr>
+            <w:tcW w:w="1500" w:type="dxa"/>
+            <w:tcBorders>
+              <w:top w:val="single" w:sz="4" w:space="0" w:color="999999"/>
+              <w:left w:val="single" w:sz="4" w:space="0" w:color="999999"/>
+              <w:bottom w:val="single" w:sz="4" w:space="0" w:color="999999"/>
+              <w:right w:val="single" w:sz="4" w:space="0" w:color="999999"/>
+            </w:tcBorders>
+            <w:tcMar>
+              <w:top w:w="70" w:type="dxa"/>
+              <w:left w:w="110" w:type="dxa"/>
+              <w:bottom w:w="70" w:type="dxa"/>
+              <w:right w:w="110" w:type="dxa"/>
+            </w:tcMar>
+          </w:tcPr>
+          <w:p>
+            <w:pPr>
+              <w:rPr>
+                <w:sz w:val="17"/>
+                <w:szCs w:val="17"/>
+              </w:rPr>
+            </w:pPr>
+            <w:r>
+              <w:rPr>
+                <w:sz w:val="17"/>
+                <w:szCs w:val="17"/>
+              </w:rPr>
+              <w:t>Όνομα του νοσοκομείου που επέλεξε.</w:t>
+            </w:r>
+          </w:p>
+          <w:p>
+            <w:r>
+              <w:rPr>
+                <w:sz w:val="17"/>
+                <w:szCs w:val="17"/>
+              </w:rPr>
+              <w:t>Η τρέχουσα διαθεσιμότητα του κέντρου</w:t>
+            </w:r>
+          </w:p>
+        </w:tc>
+        <w:tc>
+          <w:tcPr>
+            <w:tcW w:w="2100" w:type="dxa"/>
+            <w:tcBorders>
+              <w:top w:val="single" w:sz="4" w:space="0" w:color="999999"/>
+              <w:left w:val="single" w:sz="4" w:space="0" w:color="999999"/>
+              <w:bottom w:val="single" w:sz="4" w:space="0" w:color="999999"/>
+              <w:right w:val="single" w:sz="4" w:space="0" w:color="999999"/>
+            </w:tcBorders>
+            <w:tcMar>
+              <w:top w:w="70" w:type="dxa"/>
+              <w:left w:w="110" w:type="dxa"/>
+              <w:bottom w:w="70" w:type="dxa"/>
+              <w:right w:w="110" w:type="dxa"/>
+            </w:tcMar>
+          </w:tcPr>
+          <w:p>
+            <w:pPr>
+              <w:spacing w:after="60"/>
+            </w:pPr>
+            <w:r>
+              <w:rPr>
+                <w:color w:val="000000"/>
+                <w:sz w:val="17"/>
+                <w:szCs w:val="17"/>
+              </w:rPr>
+              <w:t>Βλέπει μήνυμα ότι αυτή τη στιγμή δεν υπάρχουν διαθέσιμα ραντεβού στο συγκεκριμένο κέντρο.</w:t>
+            </w:r>
+          </w:p>
+          <w:p>
+            <w:pPr>
+              <w:spacing w:after="60"/>
+            </w:pPr>
+            <w:r>
+              <w:rPr>
+                <w:color w:val="000000"/>
+                <w:sz w:val="17"/>
+                <w:szCs w:val="17"/>
+              </w:rPr>
+              <w:t xml:space="preserve">Η εφαρμογή του δίνει εύκολο τρόπο να επιστρέψει και να δοκιμάσει άλλο νοσοκομείο, ή να </w:t>
             </w:r>
             <w:proofErr w:type="spellStart"/>
             <w:r>
               <w:rPr>
-                <w:color w:val="EE0000"/>
-                <w:sz w:val="17"/>
-                <w:szCs w:val="17"/>
-              </w:rPr>
-              <w:t>fallback</w:t>
+                <w:color w:val="000000"/>
+                <w:sz w:val="17"/>
+                <w:szCs w:val="17"/>
+              </w:rPr>
+              <w:t>ξαναπροσπαθήσει</w:t>
             </w:r>
             <w:proofErr w:type="spellEnd"/>
             <w:r>
               <w:rPr>
-                <w:color w:val="EE0000"/>
-                <w:sz w:val="17"/>
-                <w:szCs w:val="17"/>
-              </w:rPr>
-              <w:t xml:space="preserve"> «—» στη διεύθυνση (θετική).</w:t>
-            </w:r>
-          </w:p>
-        </w:tc>
-        <w:tc>
-          <w:tcPr>
-            <w:tcW w:w="850" w:type="dxa"/>
-            <w:tcBorders>
-              <w:top w:val="single" w:sz="4" w:space="0" w:color="999999"/>
-              <w:left w:val="single" w:sz="4" w:space="0" w:color="999999"/>
-              <w:bottom w:val="single" w:sz="4" w:space="0" w:color="999999"/>
-              <w:right w:val="single" w:sz="4" w:space="0" w:color="999999"/>
-            </w:tcBorders>
-            <w:tcMar>
-              <w:top w:w="70" w:type="dxa"/>
-              <w:left w:w="110" w:type="dxa"/>
-              <w:bottom w:w="70" w:type="dxa"/>
-              <w:right w:w="110" w:type="dxa"/>
-            </w:tcMar>
-          </w:tcPr>
-          <w:p>
-            <w:r>
-              <w:rPr>
-                <w:sz w:val="17"/>
-                <w:szCs w:val="17"/>
-              </w:rPr>
-              <w:t>Αρνητική</w:t>
-            </w:r>
-          </w:p>
-        </w:tc>
-        <w:tc>
-          <w:tcPr>
-            <w:tcW w:w="2050" w:type="dxa"/>
-            <w:tcBorders>
-              <w:top w:val="single" w:sz="4" w:space="0" w:color="999999"/>
-              <w:left w:val="single" w:sz="4" w:space="0" w:color="999999"/>
-              <w:bottom w:val="single" w:sz="4" w:space="0" w:color="999999"/>
-              <w:right w:val="single" w:sz="4" w:space="0" w:color="999999"/>
-            </w:tcBorders>
-            <w:tcMar>
-              <w:top w:w="70" w:type="dxa"/>
-              <w:left w:w="110" w:type="dxa"/>
-              <w:bottom w:w="70" w:type="dxa"/>
-              <w:right w:w="110" w:type="dxa"/>
-            </w:tcMar>
-          </w:tcPr>
-          <w:p>
-            <w:pPr>
-              <w:spacing w:after="60"/>
-            </w:pPr>
-            <w:proofErr w:type="spellStart"/>
-            <w:r>
-              <w:rPr>
-                <w:color w:val="000000"/>
-                <w:sz w:val="17"/>
-                <w:szCs w:val="17"/>
-              </w:rPr>
-              <w:t>Donor</w:t>
-            </w:r>
-            <w:proofErr w:type="spellEnd"/>
-            <w:r>
-              <w:rPr>
-                <w:color w:val="000000"/>
-                <w:sz w:val="17"/>
-                <w:szCs w:val="17"/>
-              </w:rPr>
-              <w:t xml:space="preserve"> συνδεδεμένος, ≥1 πιστοποιημένο νοσοκομείο.</w:t>
-            </w:r>
-          </w:p>
-          <w:p>
-            <w:r>
-              <w:rPr>
-                <w:color w:val="000000"/>
-                <w:sz w:val="17"/>
-                <w:szCs w:val="17"/>
-              </w:rPr>
-              <w:t xml:space="preserve">Το επιλεγμένο κέντρο επιστρέφει 0 διαθέσιμες ώρες: </w:t>
-            </w:r>
-            <w:proofErr w:type="spellStart"/>
-            <w:r>
-              <w:rPr>
-                <w:color w:val="000000"/>
-                <w:sz w:val="17"/>
-                <w:szCs w:val="17"/>
-              </w:rPr>
-              <w:t>generate_slots_for</w:t>
-            </w:r>
-            <w:proofErr w:type="spellEnd"/>
-            <w:r>
-              <w:rPr>
-                <w:color w:val="000000"/>
-                <w:sz w:val="17"/>
-                <w:szCs w:val="17"/>
-              </w:rPr>
-              <w:t>() = [].</w:t>
-            </w:r>
-          </w:p>
-        </w:tc>
-        <w:tc>
-          <w:tcPr>
-            <w:tcW w:w="2360" w:type="dxa"/>
-            <w:tcBorders>
-              <w:top w:val="single" w:sz="4" w:space="0" w:color="999999"/>
-              <w:left w:val="single" w:sz="4" w:space="0" w:color="999999"/>
-              <w:bottom w:val="single" w:sz="4" w:space="0" w:color="999999"/>
-              <w:right w:val="single" w:sz="4" w:space="0" w:color="999999"/>
-            </w:tcBorders>
-            <w:tcMar>
-              <w:top w:w="70" w:type="dxa"/>
-              <w:left w:w="110" w:type="dxa"/>
-              <w:bottom w:w="70" w:type="dxa"/>
-              <w:right w:w="110" w:type="dxa"/>
-            </w:tcMar>
-          </w:tcPr>
-          <w:p>
-            <w:pPr>
-              <w:spacing w:after="60"/>
-            </w:pPr>
-            <w:r>
-              <w:rPr>
-                <w:color w:val="000000"/>
-                <w:sz w:val="17"/>
-                <w:szCs w:val="17"/>
-              </w:rPr>
-              <w:t xml:space="preserve">1. </w:t>
-            </w:r>
-            <w:proofErr w:type="spellStart"/>
-            <w:r>
-              <w:rPr>
-                <w:color w:val="000000"/>
-                <w:sz w:val="17"/>
-                <w:szCs w:val="17"/>
-              </w:rPr>
-              <w:t>Donor</w:t>
-            </w:r>
-            <w:proofErr w:type="spellEnd"/>
-            <w:r>
-              <w:rPr>
-                <w:color w:val="000000"/>
-                <w:sz w:val="17"/>
-                <w:szCs w:val="17"/>
-              </w:rPr>
-              <w:t xml:space="preserve"> </w:t>
-            </w:r>
-            <w:proofErr w:type="spellStart"/>
-            <w:r>
-              <w:rPr>
-                <w:color w:val="000000"/>
-                <w:sz w:val="17"/>
-                <w:szCs w:val="17"/>
-              </w:rPr>
-              <w:t>Menu</w:t>
-            </w:r>
-            <w:proofErr w:type="spellEnd"/>
-            <w:r>
-              <w:rPr>
-                <w:color w:val="000000"/>
-                <w:sz w:val="17"/>
-                <w:szCs w:val="17"/>
-              </w:rPr>
-              <w:t xml:space="preserve"> → «Ραντεβού».</w:t>
-            </w:r>
-          </w:p>
-          <w:p>
-            <w:r>
-              <w:rPr>
-                <w:color w:val="000000"/>
-                <w:sz w:val="17"/>
-                <w:szCs w:val="17"/>
-              </w:rPr>
-              <w:t xml:space="preserve">2. Επιλέγει το νοσοκομείο χωρίς διαθεσιμότητα → </w:t>
-            </w:r>
-            <w:proofErr w:type="spellStart"/>
-            <w:r>
-              <w:rPr>
-                <w:color w:val="000000"/>
-                <w:sz w:val="17"/>
-                <w:szCs w:val="17"/>
-              </w:rPr>
-              <w:t>SlotSelectionFrame</w:t>
-            </w:r>
-            <w:proofErr w:type="spellEnd"/>
-            <w:r>
-              <w:rPr>
-                <w:color w:val="000000"/>
-                <w:sz w:val="17"/>
-                <w:szCs w:val="17"/>
-              </w:rPr>
-              <w:t>.</w:t>
-            </w:r>
-          </w:p>
-        </w:tc>
-        <w:tc>
-          <w:tcPr>
-            <w:tcW w:w="1500" w:type="dxa"/>
-            <w:tcBorders>
-              <w:top w:val="single" w:sz="4" w:space="0" w:color="999999"/>
-              <w:left w:val="single" w:sz="4" w:space="0" w:color="999999"/>
-              <w:bottom w:val="single" w:sz="4" w:space="0" w:color="999999"/>
-              <w:right w:val="single" w:sz="4" w:space="0" w:color="999999"/>
-            </w:tcBorders>
-            <w:tcMar>
-              <w:top w:w="70" w:type="dxa"/>
-              <w:left w:w="110" w:type="dxa"/>
-              <w:bottom w:w="70" w:type="dxa"/>
-              <w:right w:w="110" w:type="dxa"/>
-            </w:tcMar>
-          </w:tcPr>
-          <w:p>
-            <w:proofErr w:type="spellStart"/>
-            <w:r>
-              <w:rPr>
-                <w:color w:val="000000"/>
-                <w:sz w:val="17"/>
-                <w:szCs w:val="17"/>
-              </w:rPr>
-              <w:t>slots</w:t>
-            </w:r>
-            <w:proofErr w:type="spellEnd"/>
-            <w:r>
-              <w:rPr>
-                <w:color w:val="000000"/>
-                <w:sz w:val="17"/>
-                <w:szCs w:val="17"/>
-              </w:rPr>
-              <w:t xml:space="preserve"> (</w:t>
-            </w:r>
-            <w:proofErr w:type="spellStart"/>
-            <w:r>
-              <w:rPr>
-                <w:color w:val="000000"/>
-                <w:sz w:val="17"/>
-                <w:szCs w:val="17"/>
-              </w:rPr>
-              <w:t>generate_slots_for</w:t>
-            </w:r>
-            <w:proofErr w:type="spellEnd"/>
-            <w:r>
-              <w:rPr>
-                <w:color w:val="000000"/>
-                <w:sz w:val="17"/>
-                <w:szCs w:val="17"/>
-              </w:rPr>
-              <w:t>)</w:t>
-            </w:r>
-          </w:p>
-        </w:tc>
-        <w:tc>
-          <w:tcPr>
-            <w:tcW w:w="2100" w:type="dxa"/>
-            <w:tcBorders>
-              <w:top w:val="single" w:sz="4" w:space="0" w:color="999999"/>
-              <w:left w:val="single" w:sz="4" w:space="0" w:color="999999"/>
-              <w:bottom w:val="single" w:sz="4" w:space="0" w:color="999999"/>
-              <w:right w:val="single" w:sz="4" w:space="0" w:color="999999"/>
-            </w:tcBorders>
-            <w:tcMar>
-              <w:top w:w="70" w:type="dxa"/>
-              <w:left w:w="110" w:type="dxa"/>
-              <w:bottom w:w="70" w:type="dxa"/>
-              <w:right w:w="110" w:type="dxa"/>
-            </w:tcMar>
-          </w:tcPr>
-          <w:p>
-            <w:pPr>
-              <w:spacing w:after="60"/>
-            </w:pPr>
-            <w:r>
-              <w:rPr>
-                <w:color w:val="000000"/>
-                <w:sz w:val="17"/>
-                <w:szCs w:val="17"/>
-              </w:rPr>
-              <w:t xml:space="preserve">Στην </w:t>
-            </w:r>
-            <w:proofErr w:type="spellStart"/>
-            <w:r>
-              <w:rPr>
-                <w:color w:val="000000"/>
-                <w:sz w:val="17"/>
-                <w:szCs w:val="17"/>
-              </w:rPr>
-              <w:t>SlotSelectionFrame</w:t>
-            </w:r>
-            <w:proofErr w:type="spellEnd"/>
-            <w:r>
-              <w:rPr>
-                <w:color w:val="000000"/>
-                <w:sz w:val="17"/>
-                <w:szCs w:val="17"/>
-              </w:rPr>
-              <w:t xml:space="preserve"> εμφανίζεται «Δεν υπάρχουν διαθέσιμα ραντεβού.».</w:t>
-            </w:r>
-          </w:p>
-          <w:p>
-            <w:r>
-              <w:rPr>
-                <w:color w:val="000000"/>
-                <w:sz w:val="17"/>
-                <w:szCs w:val="17"/>
-              </w:rPr>
-              <w:t xml:space="preserve">Με «Επιστροφή» ο </w:t>
-            </w:r>
-            <w:proofErr w:type="spellStart"/>
-            <w:r>
-              <w:rPr>
-                <w:color w:val="000000"/>
-                <w:sz w:val="17"/>
-                <w:szCs w:val="17"/>
-              </w:rPr>
-              <w:t>Donor</w:t>
-            </w:r>
-            <w:proofErr w:type="spellEnd"/>
-            <w:r>
-              <w:rPr>
-                <w:color w:val="000000"/>
-                <w:sz w:val="17"/>
-                <w:szCs w:val="17"/>
-              </w:rPr>
-              <w:t xml:space="preserve"> μπορεί να επιλέξει άλλο κέντρο (συνέχεια από βήμα 4 βασικής ροής).</w:t>
+                <w:color w:val="000000"/>
+                <w:sz w:val="17"/>
+                <w:szCs w:val="17"/>
+              </w:rPr>
+              <w:t xml:space="preserve"> αργότερα.</w:t>
             </w:r>
           </w:p>
         </w:tc>
       </w:tr>
       <w:tr>
-        <w:tblPrEx>
-          <w:tblCellMar>
-            <w:top w:w="0" w:type="dxa"/>
-            <w:bottom w:w="0" w:type="dxa"/>
-          </w:tblCellMar>
-        </w:tblPrEx>
         <w:tc>
           <w:tcPr>
             <w:tcW w:w="950" w:type="dxa"/>
@@ -2184,7 +1818,7 @@
                 <w:sz w:val="17"/>
                 <w:szCs w:val="17"/>
               </w:rPr>
-              <w:t xml:space="preserve"> προσπαθεί να κλείσει </w:t>
+              <w:t xml:space="preserve"> προσπαθεί να κλείσει ραντεβού ενώ </w:t>
             </w:r>
             <w:r>
               <w:rPr>
@@ -2193,7 +1827,7 @@
                 <w:szCs w:val="17"/>
               </w:rPr>
               <w:lastRenderedPageBreak/>
-              <w:t>ραντεβού ενώ δεν έχει περάσει το ελάχιστο διάστημα των 90 ημερών.</w:t>
+              <w:t>δεν έχει περάσει το ελάχιστο διάστημα των 90 ημερών.</w:t>
             </w:r>
           </w:p>
         </w:tc>
@@ -2215,50 +1849,65 @@
             </w:tcMar>
           </w:tcPr>
           <w:p>
-            <w:r>
-              <w:rPr>
-                <w:color w:val="000000"/>
-                <w:sz w:val="17"/>
-                <w:szCs w:val="17"/>
-              </w:rPr>
+            <w:pPr>
+              <w:rPr>
+                <w:lang w:val="en-US"/>
+              </w:rPr>
+            </w:pPr>
+            <w:r>
               <w:lastRenderedPageBreak/>
-              <w:t xml:space="preserve">Εναλλακτική ροή 2 — μη επιτρεπτό </w:t>
-            </w:r>
-            <w:r>
-              <w:rPr>
-                <w:color w:val="000000"/>
-                <w:sz w:val="17"/>
-                <w:szCs w:val="17"/>
-              </w:rPr>
-              <w:lastRenderedPageBreak/>
-              <w:t>χρονικό διάστημα (βήμα 9.α)</w:t>
-            </w:r>
-            <w:r>
-              <w:rPr>
-                <w:color w:val="000000"/>
-                <w:sz w:val="17"/>
-                <w:szCs w:val="17"/>
+              <w:t>????</w:t>
+            </w:r>
+            <w:proofErr w:type="spellStart"/>
+            <w:r>
+              <w:rPr>
+                <w:lang w:val="en-US"/>
+              </w:rPr>
+              <w:t>edw</w:t>
+            </w:r>
+            <w:proofErr w:type="spellEnd"/>
+            <w:r>
+              <w:rPr>
+                <w:lang w:val="en-US"/>
               </w:rPr>
               <w:t xml:space="preserve"> </w:t>
             </w:r>
-            <w:r>
-              <w:rPr>
-                <w:b/>
-                <w:bCs/>
-                <w:color w:val="EE0000"/>
-                <w:sz w:val="22"/>
-                <w:szCs w:val="22"/>
-              </w:rPr>
-              <w:t xml:space="preserve">ή </w:t>
-            </w:r>
-            <w:r>
-              <w:rPr>
-                <w:color w:val="EE0000"/>
-                <w:sz w:val="17"/>
-                <w:szCs w:val="17"/>
-              </w:rPr>
-              <w:t>Επιμονή ραντεβού στη ΒΔ + εμφάνιση στο «Επόμενο Ραντεβού» (θετική).</w:t>
-            </w:r>
+            <w:proofErr w:type="spellStart"/>
+            <w:r>
+              <w:rPr>
+                <w:lang w:val="en-US"/>
+              </w:rPr>
+              <w:t>einai</w:t>
+            </w:r>
+            <w:proofErr w:type="spellEnd"/>
+            <w:r>
+              <w:rPr>
+                <w:lang w:val="en-US"/>
+              </w:rPr>
+              <w:t xml:space="preserve"> </w:t>
+            </w:r>
+            <w:proofErr w:type="spellStart"/>
+            <w:r>
+              <w:rPr>
+                <w:lang w:val="en-US"/>
+              </w:rPr>
+              <w:t>enal</w:t>
+            </w:r>
+            <w:proofErr w:type="spellEnd"/>
+            <w:r>
+              <w:rPr>
+                <w:lang w:val="en-US"/>
+              </w:rPr>
+              <w:t xml:space="preserve"> </w:t>
+            </w:r>
+            <w:proofErr w:type="spellStart"/>
+            <w:r>
+              <w:rPr>
+                <w:lang w:val="en-US"/>
+              </w:rPr>
+              <w:t>roh</w:t>
+            </w:r>
+            <w:proofErr w:type="spellEnd"/>
           </w:p>
         </w:tc>
         <w:tc>
@@ -2284,8 +1933,21 @@
                 <w:sz w:val="17"/>
                 <w:szCs w:val="17"/>
               </w:rPr>
-              <w:lastRenderedPageBreak/>
-              <w:t>Αρνητική</w:t>
+              <w:t>Αρνητι</w:t>
+            </w:r>
+            <w:r>
+              <w:rPr>
+                <w:sz w:val="17"/>
+                <w:szCs w:val="17"/>
+              </w:rPr>
+              <w:t>κ</w:t>
+            </w:r>
+            <w:r>
+              <w:rPr>
+                <w:sz w:val="17"/>
+                <w:szCs w:val="17"/>
+              </w:rPr>
+              <w:t>ή</w:t>
             </w:r>
           </w:p>
         </w:tc>
@@ -2313,7 +1975,6 @@
             <w:proofErr w:type="spellStart"/>
             <w:r>
               <w:rPr>
-                <w:color w:val="000000"/>
                 <w:sz w:val="17"/>
                 <w:szCs w:val="17"/>
               </w:rPr>
@@ -2322,7 +1983,6 @@
             <w:proofErr w:type="spellEnd"/>
             <w:r>
               <w:rPr>
-                <w:color w:val="000000"/>
                 <w:sz w:val="17"/>
                 <w:szCs w:val="17"/>
               </w:rPr>
@@ -2379,16 +2039,12 @@
           <w:p>
             <w:pPr>
               <w:spacing w:after="60"/>
-              <w:rPr>
-                <w:lang w:val="en-US"/>
-              </w:rPr>
-            </w:pPr>
-            <w:r>
-              <w:rPr>
-                <w:color w:val="000000"/>
-                <w:sz w:val="17"/>
-                <w:szCs w:val="17"/>
-                <w:lang w:val="en-US"/>
+            </w:pPr>
+            <w:r>
+              <w:rPr>
+                <w:color w:val="000000"/>
+                <w:sz w:val="17"/>
+                <w:szCs w:val="17"/>
               </w:rPr>
               <w:lastRenderedPageBreak/>
               <w:t xml:space="preserve">1–3. </w:t>
@@ -2406,290 +2062,186 @@
                 <w:color w:val="000000"/>
                 <w:sz w:val="17"/>
                 <w:szCs w:val="17"/>
+              </w:rPr>
+              <w:t xml:space="preserve"> </w:t>
+            </w:r>
+            <w:r>
+              <w:rPr>
+                <w:color w:val="000000"/>
+                <w:sz w:val="17"/>
+                <w:szCs w:val="17"/>
+              </w:rPr>
+              <w:t>η</w:t>
+            </w:r>
+            <w:r>
+              <w:rPr>
+                <w:color w:val="000000"/>
+                <w:sz w:val="17"/>
+                <w:szCs w:val="17"/>
+              </w:rPr>
+              <w:t xml:space="preserve"> </w:t>
+            </w:r>
+            <w:r>
+              <w:rPr>
+                <w:color w:val="000000"/>
+                <w:sz w:val="17"/>
+                <w:szCs w:val="17"/>
+              </w:rPr>
+              <w:t>βασική</w:t>
+            </w:r>
+            <w:r>
+              <w:rPr>
+                <w:color w:val="000000"/>
+                <w:sz w:val="17"/>
+                <w:szCs w:val="17"/>
+              </w:rPr>
+              <w:t xml:space="preserve"> </w:t>
+            </w:r>
+            <w:r>
+              <w:rPr>
+                <w:color w:val="000000"/>
+                <w:sz w:val="17"/>
+                <w:szCs w:val="17"/>
+              </w:rPr>
+              <w:t>ροή</w:t>
+            </w:r>
+            <w:r>
+              <w:rPr>
+                <w:color w:val="000000"/>
+                <w:sz w:val="17"/>
+                <w:szCs w:val="17"/>
+              </w:rPr>
+              <w:t xml:space="preserve"> (</w:t>
+            </w:r>
+            <w:r>
+              <w:rPr>
+                <w:color w:val="000000"/>
+                <w:sz w:val="17"/>
+                <w:szCs w:val="17"/>
+              </w:rPr>
+              <w:t>νοσοκομείο</w:t>
+            </w:r>
+            <w:r>
+              <w:rPr>
+                <w:color w:val="000000"/>
+                <w:sz w:val="17"/>
+                <w:szCs w:val="17"/>
+              </w:rPr>
+              <w:t xml:space="preserve"> → 31/05/2026 09:00 → </w:t>
+            </w:r>
+            <w:proofErr w:type="spellStart"/>
+            <w:r>
+              <w:rPr>
+                <w:color w:val="000000"/>
+                <w:sz w:val="17"/>
+                <w:szCs w:val="17"/>
                 <w:lang w:val="en-US"/>
               </w:rPr>
-              <w:t xml:space="preserve"> </w:t>
-            </w:r>
-            <w:r>
-              <w:rPr>
-                <w:color w:val="000000"/>
-                <w:sz w:val="17"/>
-                <w:szCs w:val="17"/>
-              </w:rPr>
-              <w:t>η</w:t>
-            </w:r>
-            <w:r>
-              <w:rPr>
-                <w:color w:val="000000"/>
-                <w:sz w:val="17"/>
-                <w:szCs w:val="17"/>
-                <w:lang w:val="en-US"/>
-              </w:rPr>
-              <w:t xml:space="preserve"> </w:t>
-            </w:r>
-            <w:r>
-              <w:rPr>
-                <w:color w:val="000000"/>
-                <w:sz w:val="17"/>
-                <w:szCs w:val="17"/>
-              </w:rPr>
-              <w:t>βασική</w:t>
-            </w:r>
-            <w:r>
-              <w:rPr>
-                <w:color w:val="000000"/>
-                <w:sz w:val="17"/>
-                <w:szCs w:val="17"/>
-                <w:lang w:val="en-US"/>
-              </w:rPr>
-              <w:t xml:space="preserve"> </w:t>
-            </w:r>
-            <w:r>
-              <w:rPr>
-                <w:color w:val="000000"/>
-                <w:sz w:val="17"/>
-                <w:szCs w:val="17"/>
-              </w:rPr>
-              <w:t>ροή</w:t>
-            </w:r>
-            <w:r>
-              <w:rPr>
-                <w:color w:val="000000"/>
-                <w:sz w:val="17"/>
-                <w:szCs w:val="17"/>
-                <w:lang w:val="en-US"/>
-              </w:rPr>
-              <w:t xml:space="preserve"> (</w:t>
-            </w:r>
-            <w:r>
-              <w:rPr>
-                <w:color w:val="000000"/>
-                <w:sz w:val="17"/>
-                <w:szCs w:val="17"/>
-              </w:rPr>
-              <w:t>νοσοκομείο</w:t>
-            </w:r>
-            <w:r>
-              <w:rPr>
-                <w:color w:val="000000"/>
-                <w:sz w:val="17"/>
-                <w:szCs w:val="17"/>
-                <w:lang w:val="en-US"/>
-              </w:rPr>
-              <w:t xml:space="preserve"> → 31/05/2026 09:00 → </w:t>
-            </w:r>
+              <w:t>AppointmentConfirmFrame</w:t>
+            </w:r>
+            <w:proofErr w:type="spellEnd"/>
+            <w:r>
+              <w:rPr>
+                <w:color w:val="000000"/>
+                <w:sz w:val="17"/>
+                <w:szCs w:val="17"/>
+              </w:rPr>
+              <w:t>).</w:t>
+            </w:r>
+          </w:p>
+          <w:p>
+            <w:r>
+              <w:rPr>
+                <w:color w:val="000000"/>
+                <w:sz w:val="17"/>
+                <w:szCs w:val="17"/>
+              </w:rPr>
+              <w:lastRenderedPageBreak/>
+              <w:t>4. Πατά «Επιβεβαίωση Ραντεβού».</w:t>
+            </w:r>
+          </w:p>
+        </w:tc>
+        <w:tc>
+          <w:tcPr>
+            <w:tcW w:w="1500" w:type="dxa"/>
+            <w:tcBorders>
+              <w:top w:val="single" w:sz="4" w:space="0" w:color="999999"/>
+              <w:left w:val="single" w:sz="4" w:space="0" w:color="999999"/>
+              <w:bottom w:val="single" w:sz="4" w:space="0" w:color="999999"/>
+              <w:right w:val="single" w:sz="4" w:space="0" w:color="999999"/>
+            </w:tcBorders>
+            <w:shd w:val="clear" w:color="auto" w:fill="EAF2EC"/>
+            <w:tcMar>
+              <w:top w:w="70" w:type="dxa"/>
+              <w:left w:w="110" w:type="dxa"/>
+              <w:bottom w:w="70" w:type="dxa"/>
+              <w:right w:w="110" w:type="dxa"/>
+            </w:tcMar>
+          </w:tcPr>
+          <w:p>
+            <w:r>
+              <w:rPr>
+                <w:color w:val="000000"/>
+                <w:sz w:val="17"/>
+                <w:szCs w:val="17"/>
+              </w:rPr>
+              <w:lastRenderedPageBreak/>
+              <w:t>????</w:t>
+            </w:r>
+          </w:p>
+        </w:tc>
+        <w:tc>
+          <w:tcPr>
+            <w:tcW w:w="2100" w:type="dxa"/>
+            <w:tcBorders>
+              <w:top w:val="single" w:sz="4" w:space="0" w:color="999999"/>
+              <w:left w:val="single" w:sz="4" w:space="0" w:color="999999"/>
+              <w:bottom w:val="single" w:sz="4" w:space="0" w:color="999999"/>
+              <w:right w:val="single" w:sz="4" w:space="0" w:color="999999"/>
+            </w:tcBorders>
+            <w:shd w:val="clear" w:color="auto" w:fill="EAF2EC"/>
+            <w:tcMar>
+              <w:top w:w="70" w:type="dxa"/>
+              <w:left w:w="110" w:type="dxa"/>
+              <w:bottom w:w="70" w:type="dxa"/>
+              <w:right w:w="110" w:type="dxa"/>
+            </w:tcMar>
+          </w:tcPr>
+          <w:p>
+            <w:pPr>
+              <w:spacing w:after="60"/>
+            </w:pPr>
             <w:proofErr w:type="spellStart"/>
             <w:r>
               <w:rPr>
                 <w:color w:val="000000"/>
                 <w:sz w:val="17"/>
                 <w:szCs w:val="17"/>
-                <w:lang w:val="en-US"/>
+              </w:rPr>
+              <w:t>check_donation_interval</w:t>
+            </w:r>
+            <w:proofErr w:type="spellEnd"/>
+            <w:r>
+              <w:rPr>
+                <w:color w:val="000000"/>
+                <w:sz w:val="17"/>
+                <w:szCs w:val="17"/>
+              </w:rPr>
+              <w:t>() επιστρέφει 21/08/2026 (= 23/05/2026 + 90).</w:t>
+            </w:r>
+          </w:p>
+          <w:p>
+            <w:pPr>
+              <w:spacing w:after="60"/>
+            </w:pPr>
+            <w:proofErr w:type="spellStart"/>
+            <w:r>
+              <w:rPr>
+                <w:color w:val="000000"/>
+                <w:sz w:val="17"/>
+                <w:szCs w:val="17"/>
               </w:rPr>
               <w:lastRenderedPageBreak/>
-              <w:t>AppointmentConfirmFrame</w:t>
-            </w:r>
-            <w:proofErr w:type="spellEnd"/>
-            <w:r>
-              <w:rPr>
-                <w:color w:val="000000"/>
-                <w:sz w:val="17"/>
-                <w:szCs w:val="17"/>
-                <w:lang w:val="en-US"/>
-              </w:rPr>
-              <w:t>).</w:t>
-            </w:r>
-          </w:p>
-          <w:p>
-            <w:r>
-              <w:rPr>
-                <w:color w:val="000000"/>
-                <w:sz w:val="17"/>
-                <w:szCs w:val="17"/>
-              </w:rPr>
-              <w:t>4. Πατά «Επιβεβαίωση Ραντεβού».</w:t>
-            </w:r>
-          </w:p>
-        </w:tc>
-        <w:tc>
-          <w:tcPr>
-            <w:tcW w:w="1500" w:type="dxa"/>
-            <w:tcBorders>
-              <w:top w:val="single" w:sz="4" w:space="0" w:color="999999"/>
-              <w:left w:val="single" w:sz="4" w:space="0" w:color="999999"/>
-              <w:bottom w:val="single" w:sz="4" w:space="0" w:color="999999"/>
-              <w:right w:val="single" w:sz="4" w:space="0" w:color="999999"/>
-            </w:tcBorders>
-            <w:shd w:val="clear" w:color="auto" w:fill="EAF2EC"/>
-            <w:tcMar>
-              <w:top w:w="70" w:type="dxa"/>
-              <w:left w:w="110" w:type="dxa"/>
-              <w:bottom w:w="70" w:type="dxa"/>
-              <w:right w:w="110" w:type="dxa"/>
-            </w:tcMar>
-          </w:tcPr>
-          <w:p>
-            <w:pPr>
-              <w:spacing w:after="60"/>
-              <w:rPr>
-                <w:lang w:val="en-US"/>
-              </w:rPr>
-            </w:pPr>
-            <w:proofErr w:type="spellStart"/>
-            <w:proofErr w:type="gramStart"/>
-            <w:r>
-              <w:rPr>
-                <w:color w:val="000000"/>
-                <w:sz w:val="17"/>
-                <w:szCs w:val="17"/>
-                <w:lang w:val="en-US"/>
-              </w:rPr>
-              <w:lastRenderedPageBreak/>
-              <w:t>donor.donations</w:t>
-            </w:r>
-            <w:proofErr w:type="spellEnd"/>
-            <w:proofErr w:type="gramEnd"/>
-            <w:r>
-              <w:rPr>
-                <w:color w:val="000000"/>
-                <w:sz w:val="17"/>
-                <w:szCs w:val="17"/>
-                <w:lang w:val="en-US"/>
-              </w:rPr>
-              <w:t xml:space="preserve">, </w:t>
-            </w:r>
-            <w:proofErr w:type="spellStart"/>
-            <w:proofErr w:type="gramStart"/>
-            <w:r>
-              <w:rPr>
-                <w:color w:val="000000"/>
-                <w:sz w:val="17"/>
-                <w:szCs w:val="17"/>
-                <w:lang w:val="en-US"/>
-              </w:rPr>
-              <w:t>donation.donation</w:t>
-            </w:r>
-            <w:proofErr w:type="gramEnd"/>
-            <w:r>
-              <w:rPr>
-                <w:color w:val="000000"/>
-                <w:sz w:val="17"/>
-                <w:szCs w:val="17"/>
-                <w:lang w:val="en-US"/>
-              </w:rPr>
-              <w:t>_date</w:t>
-            </w:r>
-            <w:proofErr w:type="spellEnd"/>
-            <w:r>
-              <w:rPr>
-                <w:color w:val="000000"/>
-                <w:sz w:val="17"/>
-                <w:szCs w:val="17"/>
-                <w:lang w:val="en-US"/>
-              </w:rPr>
-              <w:t>,</w:t>
-            </w:r>
-          </w:p>
-          <w:p>
-            <w:pPr>
-              <w:spacing w:after="60"/>
-              <w:rPr>
-                <w:lang w:val="en-US"/>
-              </w:rPr>
-            </w:pPr>
-            <w:r>
-              <w:rPr>
-                <w:color w:val="000000"/>
-                <w:sz w:val="17"/>
-                <w:szCs w:val="17"/>
-                <w:lang w:val="en-US"/>
-              </w:rPr>
-              <w:lastRenderedPageBreak/>
-              <w:t>MIN_DONATION_INTERVAL = 90,</w:t>
-            </w:r>
-          </w:p>
-          <w:p>
-            <w:pPr>
-              <w:rPr>
-                <w:lang w:val="en-US"/>
-              </w:rPr>
-            </w:pPr>
-            <w:proofErr w:type="spellStart"/>
-            <w:proofErr w:type="gramStart"/>
-            <w:r>
-              <w:rPr>
-                <w:color w:val="000000"/>
-                <w:sz w:val="17"/>
-                <w:szCs w:val="17"/>
-                <w:lang w:val="en-US"/>
-              </w:rPr>
-              <w:t>slot.date</w:t>
-            </w:r>
-            <w:proofErr w:type="spellEnd"/>
-            <w:proofErr w:type="gramEnd"/>
-          </w:p>
-        </w:tc>
-        <w:tc>
-          <w:tcPr>
-            <w:tcW w:w="2100" w:type="dxa"/>
-            <w:tcBorders>
-              <w:top w:val="single" w:sz="4" w:space="0" w:color="999999"/>
-              <w:left w:val="single" w:sz="4" w:space="0" w:color="999999"/>
-              <w:bottom w:val="single" w:sz="4" w:space="0" w:color="999999"/>
-              <w:right w:val="single" w:sz="4" w:space="0" w:color="999999"/>
-            </w:tcBorders>
-            <w:shd w:val="clear" w:color="auto" w:fill="EAF2EC"/>
-            <w:tcMar>
-              <w:top w:w="70" w:type="dxa"/>
-              <w:left w:w="110" w:type="dxa"/>
-              <w:bottom w:w="70" w:type="dxa"/>
-              <w:right w:w="110" w:type="dxa"/>
-            </w:tcMar>
-          </w:tcPr>
-          <w:p>
-            <w:pPr>
-              <w:spacing w:after="60"/>
-            </w:pPr>
-            <w:proofErr w:type="spellStart"/>
-            <w:r>
-              <w:rPr>
-                <w:color w:val="000000"/>
-                <w:sz w:val="17"/>
-                <w:szCs w:val="17"/>
-              </w:rPr>
-              <w:lastRenderedPageBreak/>
-              <w:t>check_donation_interval</w:t>
-            </w:r>
-            <w:proofErr w:type="spellEnd"/>
-            <w:r>
-              <w:rPr>
-                <w:color w:val="000000"/>
-                <w:sz w:val="17"/>
-                <w:szCs w:val="17"/>
-              </w:rPr>
-              <w:t xml:space="preserve">() επιστρέφει </w:t>
-            </w:r>
-            <w:r>
-              <w:rPr>
-                <w:color w:val="000000"/>
-                <w:sz w:val="17"/>
-                <w:szCs w:val="17"/>
-              </w:rPr>
-              <w:lastRenderedPageBreak/>
-              <w:t>21/08/2026 (= 23/05/2026 + 90).</w:t>
-            </w:r>
-          </w:p>
-          <w:p>
-            <w:pPr>
-              <w:spacing w:after="60"/>
-            </w:pPr>
-            <w:proofErr w:type="spellStart"/>
-            <w:r>
-              <w:rPr>
-                <w:color w:val="000000"/>
-                <w:sz w:val="17"/>
-                <w:szCs w:val="17"/>
-              </w:rPr>
               <w:t>Warning</w:t>
             </w:r>
             <w:proofErr w:type="spellEnd"/>
@@ -2800,12 +2352,6 @@
         </w:tc>
       </w:tr>
       <w:tr>
-        <w:tblPrEx>
-          <w:tblCellMar>
-            <w:top w:w="0" w:type="dxa"/>
-            <w:bottom w:w="0" w:type="dxa"/>
-          </w:tblCellMar>
-        </w:tblPrEx>
         <w:tc>
           <w:tcPr>
             <w:tcW w:w="950" w:type="dxa"/>
@@ -2857,25 +2403,7 @@
                 <w:sz w:val="17"/>
                 <w:szCs w:val="17"/>
               </w:rPr>
-              <w:t xml:space="preserve">Ο </w:t>
-            </w:r>
-            <w:proofErr w:type="spellStart"/>
-            <w:r>
-              <w:rPr>
-                <w:color w:val="000000"/>
-                <w:sz w:val="17"/>
-                <w:szCs w:val="17"/>
-              </w:rPr>
-              <w:t>Donor</w:t>
-            </w:r>
-            <w:proofErr w:type="spellEnd"/>
-            <w:r>
-              <w:rPr>
-                <w:color w:val="000000"/>
-                <w:sz w:val="17"/>
-                <w:szCs w:val="17"/>
-              </w:rPr>
-              <w:t xml:space="preserve"> κλείνει ραντεβού σε ημερομηνία ακριβώς ίση με το πρώτο επιτρεπτό όριο.</w:t>
+              <w:t>Όταν συμπληρωθεί ακριβώς το απαιτούμενο διάστημα από την τελευταία αιμοδοσία, ο χρήστης μπορεί να ξανακλείσει ραντεβού.</w:t>
             </w:r>
           </w:p>
         </w:tc>
@@ -2896,32 +2424,28 @@
             </w:tcMar>
           </w:tcPr>
           <w:p>
-            <w:r>
-              <w:rPr>
-                <w:color w:val="000000"/>
-                <w:sz w:val="17"/>
-                <w:szCs w:val="17"/>
-              </w:rPr>
-              <w:t xml:space="preserve">Οριακή τιμή — </w:t>
-            </w:r>
-            <w:proofErr w:type="spellStart"/>
-            <w:r>
-              <w:rPr>
-                <w:color w:val="000000"/>
-                <w:sz w:val="17"/>
-                <w:szCs w:val="17"/>
-              </w:rPr>
-              <w:t>target_date</w:t>
-            </w:r>
-            <w:proofErr w:type="spellEnd"/>
-            <w:r>
-              <w:rPr>
-                <w:color w:val="000000"/>
-                <w:sz w:val="17"/>
-                <w:szCs w:val="17"/>
-              </w:rPr>
-              <w:t xml:space="preserve"> = τελευταία αιμοδοσία + 90</w:t>
-            </w:r>
+            <w:pPr>
+              <w:rPr>
+                <w:sz w:val="17"/>
+                <w:szCs w:val="17"/>
+              </w:rPr>
+            </w:pPr>
+            <w:r>
+              <w:rPr>
+                <w:color w:val="000000"/>
+                <w:sz w:val="17"/>
+                <w:szCs w:val="17"/>
+              </w:rPr>
+              <w:t>Οριακή τιμή — πρώτη επιτρεπτή μέρα</w:t>
+            </w:r>
+          </w:p>
+          <w:p>
+            <w:pPr>
+              <w:rPr>
+                <w:sz w:val="17"/>
+                <w:szCs w:val="17"/>
+              </w:rPr>
+            </w:pPr>
           </w:p>
         </w:tc>
         <w:tc>
@@ -2967,41 +2491,27 @@
             </w:tcMar>
           </w:tcPr>
           <w:p>
-            <w:proofErr w:type="spellStart"/>
-            <w:r>
-              <w:rPr>
-                <w:color w:val="000000"/>
-                <w:sz w:val="17"/>
-                <w:szCs w:val="17"/>
-              </w:rPr>
-              <w:t>Donor</w:t>
-            </w:r>
-            <w:proofErr w:type="spellEnd"/>
-            <w:r>
-              <w:rPr>
-                <w:color w:val="000000"/>
-                <w:sz w:val="17"/>
-                <w:szCs w:val="17"/>
-              </w:rPr>
-              <w:t xml:space="preserve"> με τελευταία αιμοδοσία τέτοια ώστε </w:t>
-            </w:r>
-            <w:proofErr w:type="spellStart"/>
-            <w:r>
-              <w:rPr>
-                <w:color w:val="000000"/>
-                <w:sz w:val="17"/>
-                <w:szCs w:val="17"/>
-              </w:rPr>
-              <w:t>earliest</w:t>
-            </w:r>
-            <w:proofErr w:type="spellEnd"/>
-            <w:r>
-              <w:rPr>
-                <w:color w:val="000000"/>
-                <w:sz w:val="17"/>
-                <w:szCs w:val="17"/>
-              </w:rPr>
-              <w:t xml:space="preserve"> = επιλεγμένη ημερομηνία</w:t>
+            <w:pPr>
+              <w:rPr>
+                <w:sz w:val="17"/>
+                <w:szCs w:val="17"/>
+              </w:rPr>
+            </w:pPr>
+            <w:r>
+              <w:rPr>
+                <w:sz w:val="17"/>
+                <w:szCs w:val="17"/>
+              </w:rPr>
+              <w:t>Έχουν περάσει ακριβώς 3 μήνες από την τελευταία αιμοδοσία του χρήστη.</w:t>
+            </w:r>
+          </w:p>
+          <w:p>
+            <w:r>
+              <w:rPr>
+                <w:sz w:val="17"/>
+                <w:szCs w:val="17"/>
+              </w:rPr>
+              <w:t>Θέλει να κλείσει ραντεβού για την πρώτη ημέρα που του επιτρέπεται να ξαναδώσει.</w:t>
             </w:r>
           </w:p>
         </w:tc>
@@ -3023,283 +2533,158 @@
           </w:tcPr>
           <w:p>
             <w:pPr>
+              <w:rPr>
+                <w:sz w:val="17"/>
+                <w:szCs w:val="17"/>
+              </w:rPr>
+            </w:pPr>
+            <w:r>
+              <w:rPr>
+                <w:sz w:val="17"/>
+                <w:szCs w:val="17"/>
+              </w:rPr>
+              <w:t>1. Από την αρχική → «Ραντεβού».</w:t>
+            </w:r>
+          </w:p>
+          <w:p>
+            <w:pPr>
+              <w:rPr>
+                <w:sz w:val="17"/>
+                <w:szCs w:val="17"/>
+              </w:rPr>
+            </w:pPr>
+            <w:r>
+              <w:rPr>
+                <w:sz w:val="17"/>
+                <w:szCs w:val="17"/>
+              </w:rPr>
+              <w:t>2. Διαλέγει νοσοκομείο.</w:t>
+            </w:r>
+          </w:p>
+          <w:p>
+            <w:pPr>
+              <w:rPr>
+                <w:sz w:val="17"/>
+                <w:szCs w:val="17"/>
+              </w:rPr>
+            </w:pPr>
+            <w:r>
+              <w:rPr>
+                <w:sz w:val="17"/>
+                <w:szCs w:val="17"/>
+              </w:rPr>
+              <w:t>3. Επιλέγει ως ημερομηνία την πρώτη επιτρεπτή μέρα.</w:t>
+            </w:r>
+          </w:p>
+          <w:p>
+            <w:r>
+              <w:rPr>
+                <w:sz w:val="17"/>
+                <w:szCs w:val="17"/>
+              </w:rPr>
+              <w:t>4. Πατά «Επιβεβαίωση Ραντεβού».</w:t>
+            </w:r>
+          </w:p>
+        </w:tc>
+        <w:tc>
+          <w:tcPr>
+            <w:tcW w:w="1500" w:type="dxa"/>
+            <w:tcBorders>
+              <w:top w:val="single" w:sz="4" w:space="0" w:color="999999"/>
+              <w:left w:val="single" w:sz="4" w:space="0" w:color="999999"/>
+              <w:bottom w:val="single" w:sz="4" w:space="0" w:color="999999"/>
+              <w:right w:val="single" w:sz="4" w:space="0" w:color="999999"/>
+            </w:tcBorders>
+            <w:tcMar>
+              <w:top w:w="70" w:type="dxa"/>
+              <w:left w:w="110" w:type="dxa"/>
+              <w:bottom w:w="70" w:type="dxa"/>
+              <w:right w:w="110" w:type="dxa"/>
+            </w:tcMar>
+          </w:tcPr>
+          <w:p>
+            <w:pPr>
+              <w:rPr>
+                <w:lang w:val="en-US"/>
+              </w:rPr>
+            </w:pPr>
+            <w:r>
+              <w:rPr>
+                <w:color w:val="000000"/>
+                <w:sz w:val="17"/>
+                <w:szCs w:val="17"/>
+                <w:lang w:val="en-US"/>
+              </w:rPr>
+              <w:t>????</w:t>
+            </w:r>
+          </w:p>
+        </w:tc>
+        <w:tc>
+          <w:tcPr>
+            <w:tcW w:w="2100" w:type="dxa"/>
+            <w:tcBorders>
+              <w:top w:val="single" w:sz="4" w:space="0" w:color="999999"/>
+              <w:left w:val="single" w:sz="4" w:space="0" w:color="999999"/>
+              <w:bottom w:val="single" w:sz="4" w:space="0" w:color="999999"/>
+              <w:right w:val="single" w:sz="4" w:space="0" w:color="999999"/>
+            </w:tcBorders>
+            <w:tcMar>
+              <w:top w:w="70" w:type="dxa"/>
+              <w:left w:w="110" w:type="dxa"/>
+              <w:bottom w:w="70" w:type="dxa"/>
+              <w:right w:w="110" w:type="dxa"/>
+            </w:tcMar>
+          </w:tcPr>
+          <w:p>
+            <w:pPr>
               <w:spacing w:after="60"/>
-            </w:pPr>
-            <w:r>
-              <w:rPr>
-                <w:color w:val="000000"/>
-                <w:sz w:val="17"/>
-                <w:szCs w:val="17"/>
-              </w:rPr>
-              <w:t>1–3. Όπως βασική ροή.</w:t>
-            </w:r>
-          </w:p>
-          <w:p>
-            <w:r>
-              <w:rPr>
-                <w:color w:val="000000"/>
-                <w:sz w:val="17"/>
-                <w:szCs w:val="17"/>
-              </w:rPr>
-              <w:t>4. Πατά «Επιβεβαίωση Ραντεβού».</w:t>
-            </w:r>
-          </w:p>
-        </w:tc>
-        <w:tc>
-          <w:tcPr>
-            <w:tcW w:w="1500" w:type="dxa"/>
-            <w:tcBorders>
-              <w:top w:val="single" w:sz="4" w:space="0" w:color="999999"/>
-              <w:left w:val="single" w:sz="4" w:space="0" w:color="999999"/>
-              <w:bottom w:val="single" w:sz="4" w:space="0" w:color="999999"/>
-              <w:right w:val="single" w:sz="4" w:space="0" w:color="999999"/>
-            </w:tcBorders>
-            <w:tcMar>
-              <w:top w:w="70" w:type="dxa"/>
-              <w:left w:w="110" w:type="dxa"/>
-              <w:bottom w:w="70" w:type="dxa"/>
-              <w:right w:w="110" w:type="dxa"/>
-            </w:tcMar>
-          </w:tcPr>
+              <w:rPr>
+                <w:sz w:val="17"/>
+                <w:szCs w:val="17"/>
+              </w:rPr>
+            </w:pPr>
+            <w:r>
+              <w:rPr>
+                <w:sz w:val="17"/>
+                <w:szCs w:val="17"/>
+              </w:rPr>
+              <w:t>Το σύστημα δέχεται κανονικά το ραντεβού, αφού έχει συμπληρωθεί το διάστημα αναμονής.</w:t>
+            </w:r>
+          </w:p>
           <w:p>
             <w:pPr>
               <w:spacing w:after="60"/>
               <w:rPr>
-                <w:lang w:val="en-US"/>
-              </w:rPr>
-            </w:pPr>
-            <w:proofErr w:type="spellStart"/>
-            <w:proofErr w:type="gramStart"/>
-            <w:r>
-              <w:rPr>
-                <w:color w:val="000000"/>
-                <w:sz w:val="17"/>
-                <w:szCs w:val="17"/>
-                <w:lang w:val="en-US"/>
-              </w:rPr>
-              <w:t>donor.donations</w:t>
-            </w:r>
-            <w:proofErr w:type="spellEnd"/>
-            <w:proofErr w:type="gramEnd"/>
-            <w:r>
-              <w:rPr>
-                <w:color w:val="000000"/>
-                <w:sz w:val="17"/>
-                <w:szCs w:val="17"/>
-                <w:lang w:val="en-US"/>
-              </w:rPr>
-              <w:t xml:space="preserve">, </w:t>
-            </w:r>
-            <w:proofErr w:type="spellStart"/>
-            <w:proofErr w:type="gramStart"/>
-            <w:r>
-              <w:rPr>
-                <w:color w:val="000000"/>
-                <w:sz w:val="17"/>
-                <w:szCs w:val="17"/>
-                <w:lang w:val="en-US"/>
-              </w:rPr>
-              <w:t>donation.donation</w:t>
-            </w:r>
-            <w:proofErr w:type="gramEnd"/>
-            <w:r>
-              <w:rPr>
-                <w:color w:val="000000"/>
-                <w:sz w:val="17"/>
-                <w:szCs w:val="17"/>
-                <w:lang w:val="en-US"/>
-              </w:rPr>
-              <w:t>_date</w:t>
-            </w:r>
-            <w:proofErr w:type="spellEnd"/>
-            <w:r>
-              <w:rPr>
-                <w:color w:val="000000"/>
-                <w:sz w:val="17"/>
-                <w:szCs w:val="17"/>
-                <w:lang w:val="en-US"/>
-              </w:rPr>
-              <w:t>,</w:t>
-            </w:r>
-          </w:p>
-          <w:p>
-            <w:pPr>
-              <w:rPr>
-                <w:lang w:val="en-US"/>
-              </w:rPr>
-            </w:pPr>
-            <w:r>
-              <w:rPr>
-                <w:color w:val="000000"/>
-                <w:sz w:val="17"/>
-                <w:szCs w:val="17"/>
-                <w:lang w:val="en-US"/>
-              </w:rPr>
-              <w:t xml:space="preserve">MIN_DONATION_INTERVAL, </w:t>
-            </w:r>
-            <w:proofErr w:type="spellStart"/>
-            <w:proofErr w:type="gramStart"/>
-            <w:r>
-              <w:rPr>
-                <w:color w:val="000000"/>
-                <w:sz w:val="17"/>
-                <w:szCs w:val="17"/>
-                <w:lang w:val="en-US"/>
-              </w:rPr>
-              <w:t>slot.date</w:t>
-            </w:r>
-            <w:proofErr w:type="spellEnd"/>
-            <w:proofErr w:type="gramEnd"/>
-          </w:p>
-        </w:tc>
-        <w:tc>
-          <w:tcPr>
-            <w:tcW w:w="2100" w:type="dxa"/>
-            <w:tcBorders>
-              <w:top w:val="single" w:sz="4" w:space="0" w:color="999999"/>
-              <w:left w:val="single" w:sz="4" w:space="0" w:color="999999"/>
-              <w:bottom w:val="single" w:sz="4" w:space="0" w:color="999999"/>
-              <w:right w:val="single" w:sz="4" w:space="0" w:color="999999"/>
-            </w:tcBorders>
-            <w:tcMar>
-              <w:top w:w="70" w:type="dxa"/>
-              <w:left w:w="110" w:type="dxa"/>
-              <w:bottom w:w="70" w:type="dxa"/>
-              <w:right w:w="110" w:type="dxa"/>
-            </w:tcMar>
-          </w:tcPr>
+                <w:sz w:val="17"/>
+                <w:szCs w:val="17"/>
+              </w:rPr>
+            </w:pPr>
+            <w:r>
+              <w:rPr>
+                <w:sz w:val="17"/>
+                <w:szCs w:val="17"/>
+              </w:rPr>
+              <w:t>Ο χρήστης δεν αντιμετωπίζει εμπόδιο ούτε μπερδεύεται με μηνύματα τύπου «δεν επιτρέπεται».</w:t>
+            </w:r>
+          </w:p>
           <w:p>
             <w:pPr>
               <w:spacing w:after="60"/>
-              <w:rPr>
-                <w:lang w:val="en-US"/>
-              </w:rPr>
-            </w:pPr>
-            <w:r>
-              <w:rPr>
-                <w:color w:val="000000"/>
-                <w:sz w:val="17"/>
-                <w:szCs w:val="17"/>
-              </w:rPr>
-              <w:t>Ο</w:t>
-            </w:r>
-            <w:r>
-              <w:rPr>
-                <w:color w:val="000000"/>
-                <w:sz w:val="17"/>
-                <w:szCs w:val="17"/>
-                <w:lang w:val="en-US"/>
-              </w:rPr>
-              <w:t xml:space="preserve"> </w:t>
-            </w:r>
-            <w:r>
-              <w:rPr>
-                <w:color w:val="000000"/>
-                <w:sz w:val="17"/>
-                <w:szCs w:val="17"/>
-              </w:rPr>
-              <w:t>έλεγχος</w:t>
-            </w:r>
-            <w:r>
-              <w:rPr>
-                <w:color w:val="000000"/>
-                <w:sz w:val="17"/>
-                <w:szCs w:val="17"/>
-                <w:lang w:val="en-US"/>
-              </w:rPr>
-              <w:t xml:space="preserve"> </w:t>
-            </w:r>
-            <w:proofErr w:type="spellStart"/>
-            <w:r>
-              <w:rPr>
-                <w:color w:val="000000"/>
-                <w:sz w:val="17"/>
-                <w:szCs w:val="17"/>
-                <w:lang w:val="en-US"/>
-              </w:rPr>
-              <w:t>target_date</w:t>
-            </w:r>
-            <w:proofErr w:type="spellEnd"/>
-            <w:r>
-              <w:rPr>
-                <w:color w:val="000000"/>
-                <w:sz w:val="17"/>
-                <w:szCs w:val="17"/>
-                <w:lang w:val="en-US"/>
-              </w:rPr>
-              <w:t xml:space="preserve"> &lt; earliest </w:t>
-            </w:r>
-            <w:r>
-              <w:rPr>
-                <w:color w:val="000000"/>
-                <w:sz w:val="17"/>
-                <w:szCs w:val="17"/>
-              </w:rPr>
-              <w:t>είναι</w:t>
-            </w:r>
-            <w:r>
-              <w:rPr>
-                <w:color w:val="000000"/>
-                <w:sz w:val="17"/>
-                <w:szCs w:val="17"/>
-                <w:lang w:val="en-US"/>
-              </w:rPr>
-              <w:t xml:space="preserve"> False (</w:t>
-            </w:r>
-            <w:r>
-              <w:rPr>
-                <w:color w:val="000000"/>
-                <w:sz w:val="17"/>
-                <w:szCs w:val="17"/>
-              </w:rPr>
-              <w:t>ίσα</w:t>
-            </w:r>
-            <w:r>
-              <w:rPr>
-                <w:color w:val="000000"/>
-                <w:sz w:val="17"/>
-                <w:szCs w:val="17"/>
-                <w:lang w:val="en-US"/>
-              </w:rPr>
-              <w:t xml:space="preserve">) → </w:t>
-            </w:r>
-            <w:r>
-              <w:rPr>
-                <w:color w:val="000000"/>
-                <w:sz w:val="17"/>
-                <w:szCs w:val="17"/>
-              </w:rPr>
-              <w:t>επιστρέφει</w:t>
-            </w:r>
-            <w:r>
-              <w:rPr>
-                <w:color w:val="000000"/>
-                <w:sz w:val="17"/>
-                <w:szCs w:val="17"/>
-                <w:lang w:val="en-US"/>
-              </w:rPr>
-              <w:t xml:space="preserve"> None.</w:t>
-            </w:r>
-          </w:p>
-          <w:p>
-            <w:r>
-              <w:rPr>
-                <w:color w:val="000000"/>
-                <w:sz w:val="17"/>
-                <w:szCs w:val="17"/>
-              </w:rPr>
-              <w:t>Το ραντεβού καταχωρείται κανονικά και εμφανίζεται μήνυμα επιτυχίας.</w:t>
+            </w:pPr>
+            <w:r>
+              <w:rPr>
+                <w:sz w:val="17"/>
+                <w:szCs w:val="17"/>
+              </w:rPr>
+              <w:t>Ολοκληρώνει την κράτηση φυσιολογικά, όπως κάθε άλλη φορά</w:t>
+            </w:r>
+            <w:r>
+              <w:t>.</w:t>
             </w:r>
           </w:p>
         </w:tc>
       </w:tr>
       <w:tr>
-        <w:tblPrEx>
-          <w:tblCellMar>
-            <w:top w:w="0" w:type="dxa"/>
-            <w:bottom w:w="0" w:type="dxa"/>
-          </w:tblCellMar>
-        </w:tblPrEx>
         <w:tc>
           <w:tcPr>
             <w:tcW w:w="950" w:type="dxa"/>
@@ -3392,23 +2777,18 @@
             </w:tcMar>
           </w:tcPr>
           <w:p>
-            <w:proofErr w:type="spellStart"/>
-            <w:r>
-              <w:rPr>
-                <w:color w:val="000000"/>
-                <w:sz w:val="17"/>
-                <w:szCs w:val="17"/>
-              </w:rPr>
-              <w:t>Donor</w:t>
-            </w:r>
-            <w:proofErr w:type="spellEnd"/>
-            <w:r>
-              <w:rPr>
-                <w:color w:val="000000"/>
-                <w:sz w:val="17"/>
-                <w:szCs w:val="17"/>
-              </w:rPr>
-              <w:t xml:space="preserve"> χωρίς προηγούμενες αιμοδοσίες</w:t>
+            <w:pPr>
+              <w:rPr>
+                <w:sz w:val="17"/>
+                <w:szCs w:val="17"/>
+              </w:rPr>
+            </w:pPr>
+            <w:r>
+              <w:rPr>
+                <w:sz w:val="17"/>
+                <w:szCs w:val="17"/>
+              </w:rPr>
+              <w:t>Πρώτη αιμοδοσία χωρίς ιστορικό</w:t>
             </w:r>
           </w:p>
         </w:tc>
@@ -3459,82 +2839,36 @@
           <w:p>
             <w:pPr>
               <w:spacing w:after="60"/>
-            </w:pPr>
-            <w:proofErr w:type="spellStart"/>
-            <w:r>
-              <w:rPr>
-                <w:color w:val="000000"/>
-                <w:sz w:val="17"/>
-                <w:szCs w:val="17"/>
-              </w:rPr>
-              <w:t>Donor</w:t>
-            </w:r>
-            <w:proofErr w:type="spellEnd"/>
-            <w:r>
-              <w:rPr>
-                <w:color w:val="000000"/>
-                <w:sz w:val="17"/>
-                <w:szCs w:val="17"/>
-              </w:rPr>
-              <w:t xml:space="preserve"> συνδεδεμένος.</w:t>
-            </w:r>
-          </w:p>
-          <w:p>
-            <w:proofErr w:type="spellStart"/>
-            <w:r>
-              <w:rPr>
-                <w:color w:val="000000"/>
-                <w:sz w:val="17"/>
-                <w:szCs w:val="17"/>
-              </w:rPr>
-              <w:t>donor.donations</w:t>
-            </w:r>
-            <w:proofErr w:type="spellEnd"/>
-            <w:r>
-              <w:rPr>
-                <w:color w:val="000000"/>
-                <w:sz w:val="17"/>
-                <w:szCs w:val="17"/>
-              </w:rPr>
-              <w:t xml:space="preserve"> = [] και καμία ολοκληρωμένη (</w:t>
-            </w:r>
-            <w:proofErr w:type="spellStart"/>
-            <w:r>
-              <w:rPr>
-                <w:color w:val="000000"/>
-                <w:sz w:val="17"/>
-                <w:szCs w:val="17"/>
-              </w:rPr>
-              <w:t>completed</w:t>
-            </w:r>
-            <w:proofErr w:type="spellEnd"/>
-            <w:r>
-              <w:rPr>
-                <w:color w:val="000000"/>
-                <w:sz w:val="17"/>
-                <w:szCs w:val="17"/>
-              </w:rPr>
-              <w:t xml:space="preserve">) </w:t>
-            </w:r>
-            <w:proofErr w:type="spellStart"/>
-            <w:r>
-              <w:rPr>
-                <w:color w:val="000000"/>
-                <w:sz w:val="17"/>
-                <w:szCs w:val="17"/>
-              </w:rPr>
-              <w:t>appointment</w:t>
-            </w:r>
-            <w:proofErr w:type="spellEnd"/>
-            <w:r>
-              <w:rPr>
-                <w:color w:val="000000"/>
-                <w:sz w:val="17"/>
-                <w:szCs w:val="17"/>
-              </w:rPr>
-              <w:t>.</w:t>
-            </w:r>
-          </w:p>
+              <w:rPr>
+                <w:sz w:val="17"/>
+                <w:szCs w:val="17"/>
+              </w:rPr>
+            </w:pPr>
+            <w:r>
+              <w:rPr>
+                <w:sz w:val="17"/>
+                <w:szCs w:val="17"/>
+              </w:rPr>
+              <w:t>Ο χρήστης μόλις δημιούργησε λογαριασμό ή δεν έχει ξαναδώσει αίμα μέσω της εφαρμογής.</w:t>
+            </w:r>
+          </w:p>
+          <w:p>
+            <w:pPr>
+              <w:spacing w:after="60"/>
+              <w:rPr>
+                <w:sz w:val="17"/>
+                <w:szCs w:val="17"/>
+              </w:rPr>
+            </w:pPr>
+            <w:r>
+              <w:rPr>
+                <w:sz w:val="17"/>
+                <w:szCs w:val="17"/>
+              </w:rPr>
+              <w:t>Είναι συνδεδεμένος και θέλει να κλείσει το πρώτο του ραντεβού.</w:t>
+            </w:r>
+          </w:p>
+          <w:p/>
         </w:tc>
         <w:tc>
           <w:tcPr>
@@ -3556,20 +2890,57 @@
           <w:p>
             <w:pPr>
               <w:spacing w:after="60"/>
-            </w:pPr>
-            <w:r>
-              <w:rPr>
-                <w:color w:val="000000"/>
-                <w:sz w:val="17"/>
-                <w:szCs w:val="17"/>
-              </w:rPr>
-              <w:t>1–3. Όπως βασική ροή.</w:t>
-            </w:r>
-          </w:p>
-          <w:p>
-            <w:r>
-              <w:rPr>
-                <w:color w:val="000000"/>
+              <w:rPr>
+                <w:sz w:val="17"/>
+                <w:szCs w:val="17"/>
+              </w:rPr>
+            </w:pPr>
+            <w:r>
+              <w:rPr>
+                <w:sz w:val="17"/>
+                <w:szCs w:val="17"/>
+              </w:rPr>
+              <w:t>1. Από την αρχική → «Ραντεβού».</w:t>
+            </w:r>
+          </w:p>
+          <w:p>
+            <w:pPr>
+              <w:spacing w:after="60"/>
+              <w:rPr>
+                <w:sz w:val="17"/>
+                <w:szCs w:val="17"/>
+              </w:rPr>
+            </w:pPr>
+            <w:r>
+              <w:rPr>
+                <w:sz w:val="17"/>
+                <w:szCs w:val="17"/>
+              </w:rPr>
+              <w:t>2. Διαλέγει νοσοκομείο.</w:t>
+            </w:r>
+          </w:p>
+          <w:p>
+            <w:pPr>
+              <w:spacing w:after="60"/>
+              <w:rPr>
+                <w:sz w:val="17"/>
+                <w:szCs w:val="17"/>
+              </w:rPr>
+            </w:pPr>
+            <w:r>
+              <w:rPr>
+                <w:sz w:val="17"/>
+                <w:szCs w:val="17"/>
+              </w:rPr>
+              <w:t>3. Επιλέγει ημερομηνία και ώρα.</w:t>
+            </w:r>
+          </w:p>
+          <w:p>
+            <w:pPr>
+              <w:spacing w:after="60"/>
+            </w:pPr>
+            <w:r>
+              <w:rPr>
                 <w:sz w:val="17"/>
                 <w:szCs w:val="17"/>
               </w:rPr>
@@ -3596,211 +2967,81 @@
           </w:tcPr>
           <w:p>
             <w:pPr>
+              <w:rPr>
+                <w:sz w:val="17"/>
+                <w:szCs w:val="17"/>
+              </w:rPr>
+            </w:pPr>
+            <w:r>
+              <w:rPr>
+                <w:sz w:val="17"/>
+                <w:szCs w:val="17"/>
+              </w:rPr>
+              <w:t>Επιλεγμένο κέντρο, ημερομηνία και ώρα.</w:t>
+            </w:r>
+          </w:p>
+        </w:tc>
+        <w:tc>
+          <w:tcPr>
+            <w:tcW w:w="2100" w:type="dxa"/>
+            <w:tcBorders>
+              <w:top w:val="single" w:sz="4" w:space="0" w:color="999999"/>
+              <w:left w:val="single" w:sz="4" w:space="0" w:color="999999"/>
+              <w:bottom w:val="single" w:sz="4" w:space="0" w:color="999999"/>
+              <w:right w:val="single" w:sz="4" w:space="0" w:color="999999"/>
+            </w:tcBorders>
+            <w:shd w:val="clear" w:color="auto" w:fill="EAF2EC"/>
+            <w:tcMar>
+              <w:top w:w="70" w:type="dxa"/>
+              <w:left w:w="110" w:type="dxa"/>
+              <w:bottom w:w="70" w:type="dxa"/>
+              <w:right w:w="110" w:type="dxa"/>
+            </w:tcMar>
+          </w:tcPr>
+          <w:p>
+            <w:pPr>
               <w:spacing w:after="60"/>
               <w:rPr>
-                <w:lang w:val="en-US"/>
-              </w:rPr>
-            </w:pPr>
-            <w:proofErr w:type="spellStart"/>
-            <w:proofErr w:type="gramStart"/>
-            <w:r>
-              <w:rPr>
-                <w:color w:val="000000"/>
-                <w:sz w:val="17"/>
-                <w:szCs w:val="17"/>
-                <w:lang w:val="en-US"/>
-              </w:rPr>
-              <w:t>donor.donations</w:t>
-            </w:r>
-            <w:proofErr w:type="spellEnd"/>
-            <w:proofErr w:type="gramEnd"/>
-            <w:r>
-              <w:rPr>
-                <w:color w:val="000000"/>
-                <w:sz w:val="17"/>
-                <w:szCs w:val="17"/>
-                <w:lang w:val="en-US"/>
-              </w:rPr>
-              <w:t xml:space="preserve"> (</w:t>
-            </w:r>
-            <w:r>
-              <w:rPr>
-                <w:color w:val="000000"/>
-                <w:sz w:val="17"/>
-                <w:szCs w:val="17"/>
-              </w:rPr>
-              <w:t>κενό</w:t>
-            </w:r>
-            <w:r>
-              <w:rPr>
-                <w:color w:val="000000"/>
-                <w:sz w:val="17"/>
-                <w:szCs w:val="17"/>
-                <w:lang w:val="en-US"/>
-              </w:rPr>
-              <w:t>),</w:t>
-            </w:r>
-          </w:p>
-          <w:p>
-            <w:pPr>
-              <w:rPr>
-                <w:lang w:val="en-US"/>
-              </w:rPr>
-            </w:pPr>
-            <w:proofErr w:type="spellStart"/>
-            <w:proofErr w:type="gramStart"/>
-            <w:r>
-              <w:rPr>
-                <w:color w:val="000000"/>
-                <w:sz w:val="17"/>
-                <w:szCs w:val="17"/>
-                <w:lang w:val="en-US"/>
-              </w:rPr>
-              <w:t>donor.appointments</w:t>
-            </w:r>
-            <w:proofErr w:type="spellEnd"/>
-            <w:proofErr w:type="gramEnd"/>
-          </w:p>
-        </w:tc>
-        <w:tc>
-          <w:tcPr>
-            <w:tcW w:w="2100" w:type="dxa"/>
-            <w:tcBorders>
-              <w:top w:val="single" w:sz="4" w:space="0" w:color="999999"/>
-              <w:left w:val="single" w:sz="4" w:space="0" w:color="999999"/>
-              <w:bottom w:val="single" w:sz="4" w:space="0" w:color="999999"/>
-              <w:right w:val="single" w:sz="4" w:space="0" w:color="999999"/>
-            </w:tcBorders>
-            <w:shd w:val="clear" w:color="auto" w:fill="EAF2EC"/>
-            <w:tcMar>
-              <w:top w:w="70" w:type="dxa"/>
-              <w:left w:w="110" w:type="dxa"/>
-              <w:bottom w:w="70" w:type="dxa"/>
-              <w:right w:w="110" w:type="dxa"/>
-            </w:tcMar>
-          </w:tcPr>
+                <w:sz w:val="17"/>
+                <w:szCs w:val="17"/>
+              </w:rPr>
+            </w:pPr>
+            <w:r>
+              <w:rPr>
+                <w:sz w:val="17"/>
+                <w:szCs w:val="17"/>
+              </w:rPr>
+              <w:t>Παρότι δεν έχει καμία προηγούμενη δωρεά, μπορεί να κλείσει κανονικά ραντεβού.</w:t>
+            </w:r>
+          </w:p>
           <w:p>
             <w:pPr>
               <w:spacing w:after="60"/>
               <w:rPr>
-                <w:lang w:val="en-US"/>
-              </w:rPr>
-            </w:pPr>
-            <w:proofErr w:type="spellStart"/>
-            <w:proofErr w:type="gramStart"/>
-            <w:r>
-              <w:rPr>
-                <w:color w:val="000000"/>
-                <w:sz w:val="17"/>
-                <w:szCs w:val="17"/>
-                <w:lang w:val="en-US"/>
-              </w:rPr>
-              <w:t>last</w:t>
-            </w:r>
-            <w:proofErr w:type="gramEnd"/>
-            <w:r>
-              <w:rPr>
-                <w:color w:val="000000"/>
-                <w:sz w:val="17"/>
-                <w:szCs w:val="17"/>
-                <w:lang w:val="en-US"/>
-              </w:rPr>
-              <w:t>_donation_date</w:t>
-            </w:r>
-            <w:proofErr w:type="spellEnd"/>
-            <w:r>
-              <w:rPr>
-                <w:color w:val="000000"/>
-                <w:sz w:val="17"/>
-                <w:szCs w:val="17"/>
-                <w:lang w:val="en-US"/>
-              </w:rPr>
-              <w:t xml:space="preserve"> is None → </w:t>
-            </w:r>
-            <w:proofErr w:type="spellStart"/>
-            <w:r>
-              <w:rPr>
-                <w:color w:val="000000"/>
-                <w:sz w:val="17"/>
-                <w:szCs w:val="17"/>
-                <w:lang w:val="en-US"/>
-              </w:rPr>
-              <w:t>check_donation_</w:t>
-            </w:r>
-            <w:proofErr w:type="gramStart"/>
-            <w:r>
-              <w:rPr>
-                <w:color w:val="000000"/>
-                <w:sz w:val="17"/>
-                <w:szCs w:val="17"/>
-                <w:lang w:val="en-US"/>
-              </w:rPr>
-              <w:t>interval</w:t>
-            </w:r>
-            <w:proofErr w:type="spellEnd"/>
-            <w:r>
-              <w:rPr>
-                <w:color w:val="000000"/>
-                <w:sz w:val="17"/>
-                <w:szCs w:val="17"/>
-                <w:lang w:val="en-US"/>
-              </w:rPr>
-              <w:t>(</w:t>
-            </w:r>
-            <w:proofErr w:type="gramEnd"/>
-            <w:r>
-              <w:rPr>
-                <w:color w:val="000000"/>
-                <w:sz w:val="17"/>
-                <w:szCs w:val="17"/>
-                <w:lang w:val="en-US"/>
-              </w:rPr>
-              <w:t xml:space="preserve">) </w:t>
-            </w:r>
-            <w:r>
-              <w:rPr>
-                <w:color w:val="000000"/>
-                <w:sz w:val="17"/>
-                <w:szCs w:val="17"/>
-              </w:rPr>
-              <w:t>επιστρέφει</w:t>
-            </w:r>
-            <w:r>
-              <w:rPr>
-                <w:color w:val="000000"/>
-                <w:sz w:val="17"/>
-                <w:szCs w:val="17"/>
-                <w:lang w:val="en-US"/>
-              </w:rPr>
-              <w:t xml:space="preserve"> None.</w:t>
-            </w:r>
-          </w:p>
-          <w:p>
-            <w:r>
-              <w:rPr>
-                <w:color w:val="000000"/>
-                <w:sz w:val="17"/>
-                <w:szCs w:val="17"/>
-              </w:rPr>
-              <w:t xml:space="preserve">Το ραντεβού καταχωρείται επιτυχώς και προστίθεται στο προφίλ του </w:t>
-            </w:r>
-            <w:proofErr w:type="spellStart"/>
-            <w:r>
-              <w:rPr>
-                <w:color w:val="000000"/>
-                <w:sz w:val="17"/>
-                <w:szCs w:val="17"/>
-              </w:rPr>
-              <w:t>Donor</w:t>
-            </w:r>
-            <w:proofErr w:type="spellEnd"/>
-            <w:r>
-              <w:rPr>
-                <w:color w:val="000000"/>
-                <w:sz w:val="17"/>
-                <w:szCs w:val="17"/>
-              </w:rPr>
-              <w:t>.</w:t>
+                <w:sz w:val="17"/>
+                <w:szCs w:val="17"/>
+              </w:rPr>
+            </w:pPr>
+            <w:r>
+              <w:rPr>
+                <w:sz w:val="17"/>
+                <w:szCs w:val="17"/>
+              </w:rPr>
+              <w:t>Το σύστημα δεν τον μπλοκάρει ούτε του εμφανίζει μηνύματα για</w:t>
+            </w:r>
+            <w:r>
+              <w:rPr>
+                <w:sz w:val="17"/>
+                <w:szCs w:val="17"/>
+              </w:rPr>
+              <w:t xml:space="preserve"> </w:t>
+            </w:r>
+            <w:r>
+              <w:rPr>
+                <w:sz w:val="17"/>
+                <w:szCs w:val="17"/>
+              </w:rPr>
+              <w:t>παλιότερες αιμοδοσίες.</w:t>
             </w:r>
           </w:p>
         </w:tc>
